--- a/ech-0292_meta/output/ech-0292_meta_de.docx
+++ b/ech-0292_meta/output/ech-0292_meta_de.docx
@@ -3142,7 +3142,7 @@
       </w:r>
     </w:p>
     <w:bookmarkEnd w:id="35"/>
-    <w:bookmarkStart w:id="75" w:name="modelling-of-the-document-structure-frbr"/>
+    <w:bookmarkStart w:id="77" w:name="modelling-of-the-document-structure-frbr"/>
     <w:p>
       <w:pPr>
         <w:pStyle w:val="berschrift1"/>
@@ -3323,14 +3323,77 @@
               <w:pStyle w:val="Compact"/>
             </w:pPr>
             <w:r>
-              <w:t xml:space="preserve">id</w:t>
-            </w:r>
-          </w:p>
-        </w:tc>
-        <w:tc>
-          <w:tcPr>
-            <w:shd w:val="clear" w:color="auto" w:fill="F2F2F2"/>
-          </w:tcPr>
+              <w:t xml:space="preserve">local_id</w:t>
+            </w:r>
+          </w:p>
+        </w:tc>
+        <w:tc>
+          <w:tcPr>
+            <w:shd w:val="clear" w:color="auto" w:fill="F2F2F2"/>
+          </w:tcPr>
+          <w:p>
+            <w:pPr>
+              <w:pStyle w:val="Compact"/>
+            </w:pPr>
+            <w:r>
+              <w:t xml:space="preserve">0..1</w:t>
+            </w:r>
+            <w:r>
+              <w:t xml:space="preserve"> </w:t>
+            </w:r>
+            <w:r>
+              <w:t xml:space="preserve"> </w:t>
+            </w:r>
+            <w:r>
+              <w:t xml:space="preserve">String</w:t>
+            </w:r>
+          </w:p>
+        </w:tc>
+        <w:tc>
+          <w:tcPr>
+            <w:shd w:val="clear" w:color="auto" w:fill="F2F2F2"/>
+          </w:tcPr>
+          <w:p>
+            <w:pPr>
+              <w:pStyle w:val="Compact"/>
+            </w:pPr>
+            <w:r>
+              <w:t xml:space="preserve">Lokaler Identifikator. Bspw. eine UUID aus dem Ratsinformationssystem.</w:t>
+            </w:r>
+            <w:r>
+              <w:t xml:space="preserve"> </w:t>
+            </w:r>
+            <w:r>
+              <w:t xml:space="preserve">Vererbung:</w:t>
+            </w:r>
+            <w:r>
+              <w:t xml:space="preserve"> </w:t>
+            </w:r>
+            <w:hyperlink w:anchor="HasIdentification">
+              <w:r>
+                <w:rPr>
+                  <w:rStyle w:val="Hyperlink"/>
+                </w:rPr>
+                <w:t xml:space="preserve">HasIdentification</w:t>
+              </w:r>
+            </w:hyperlink>
+          </w:p>
+        </w:tc>
+      </w:tr>
+      <w:tr>
+        <w:tc>
+          <w:tcPr/>
+          <w:p>
+            <w:pPr>
+              <w:pStyle w:val="Compact"/>
+            </w:pPr>
+            <w:r>
+              <w:t xml:space="preserve">global_uri</w:t>
+            </w:r>
+          </w:p>
+        </w:tc>
+        <w:tc>
+          <w:tcPr/>
           <w:p>
             <w:pPr>
               <w:pStyle w:val="Compact"/>
@@ -3345,21 +3408,103 @@
               <w:t xml:space="preserve"> </w:t>
             </w:r>
             <w:r>
-              <w:t xml:space="preserve">String</w:t>
-            </w:r>
-          </w:p>
-        </w:tc>
-        <w:tc>
-          <w:tcPr>
-            <w:shd w:val="clear" w:color="auto" w:fill="F2F2F2"/>
-          </w:tcPr>
-          <w:p>
-            <w:pPr>
-              <w:pStyle w:val="Compact"/>
-            </w:pPr>
-            <w:r>
-              <w:t xml:space="preserve">Eindeutiger Identifikator des Elements.</w:t>
-            </w:r>
+              <w:t xml:space="preserve">Uriorcurie</w:t>
+            </w:r>
+          </w:p>
+        </w:tc>
+        <w:tc>
+          <w:tcPr/>
+          <w:p>
+            <w:pPr>
+              <w:pStyle w:val="Compact"/>
+            </w:pPr>
+            <w:r>
+              <w:t xml:space="preserve">Eine eindeutige, global gültige URI für die Entität.</w:t>
+            </w:r>
+            <w:r>
+              <w:t xml:space="preserve"> </w:t>
+            </w:r>
+            <w:r>
+              <w:t xml:space="preserve">Vererbung:</w:t>
+            </w:r>
+            <w:r>
+              <w:t xml:space="preserve"> </w:t>
+            </w:r>
+            <w:hyperlink w:anchor="HasIdentification">
+              <w:r>
+                <w:rPr>
+                  <w:rStyle w:val="Hyperlink"/>
+                </w:rPr>
+                <w:t xml:space="preserve">HasIdentification</w:t>
+              </w:r>
+            </w:hyperlink>
+          </w:p>
+        </w:tc>
+      </w:tr>
+      <w:tr>
+        <w:tc>
+          <w:tcPr>
+            <w:shd w:val="clear" w:color="auto" w:fill="F2F2F2"/>
+          </w:tcPr>
+          <w:p>
+            <w:pPr>
+              <w:pStyle w:val="Compact"/>
+            </w:pPr>
+            <w:r>
+              <w:t xml:space="preserve">wikidata_uri</w:t>
+            </w:r>
+          </w:p>
+        </w:tc>
+        <w:tc>
+          <w:tcPr>
+            <w:shd w:val="clear" w:color="auto" w:fill="F2F2F2"/>
+          </w:tcPr>
+          <w:p>
+            <w:pPr>
+              <w:pStyle w:val="Compact"/>
+            </w:pPr>
+            <w:r>
+              <w:t xml:space="preserve">0..1</w:t>
+            </w:r>
+            <w:r>
+              <w:t xml:space="preserve"> </w:t>
+            </w:r>
+            <w:r>
+              <w:t xml:space="preserve"> </w:t>
+            </w:r>
+            <w:r>
+              <w:t xml:space="preserve">Uriorcurie</w:t>
+            </w:r>
+          </w:p>
+        </w:tc>
+        <w:tc>
+          <w:tcPr>
+            <w:shd w:val="clear" w:color="auto" w:fill="F2F2F2"/>
+          </w:tcPr>
+          <w:p>
+            <w:pPr>
+              <w:pStyle w:val="Compact"/>
+            </w:pPr>
+            <w:r>
+              <w:t xml:space="preserve">Eine URI, die auf eine Wikidata-Entität verweist, z.B. http://www.wikidata.org/entity/Q813067 für Beat Jans.</w:t>
+            </w:r>
+            <w:r>
+              <w:t xml:space="preserve"> </w:t>
+            </w:r>
+            <w:r>
+              <w:t xml:space="preserve">Vererbung:</w:t>
+            </w:r>
+            <w:r>
+              <w:t xml:space="preserve"> </w:t>
+            </w:r>
+            <w:hyperlink w:anchor="HasIdentification">
+              <w:r>
+                <w:rPr>
+                  <w:rStyle w:val="Hyperlink"/>
+                </w:rPr>
+                <w:t xml:space="preserve">HasIdentification</w:t>
+              </w:r>
+            </w:hyperlink>
           </w:p>
         </w:tc>
       </w:tr>
@@ -4586,20 +4731,20 @@
               <w:pStyle w:val="Compact"/>
             </w:pPr>
             <w:r>
-              <w:t xml:space="preserve">id</w:t>
-            </w:r>
-          </w:p>
-        </w:tc>
-        <w:tc>
-          <w:tcPr>
-            <w:shd w:val="clear" w:color="auto" w:fill="F2F2F2"/>
-          </w:tcPr>
-          <w:p>
-            <w:pPr>
-              <w:pStyle w:val="Compact"/>
-            </w:pPr>
-            <w:r>
-              <w:t xml:space="preserve">1</w:t>
+              <w:t xml:space="preserve">local_id</w:t>
+            </w:r>
+          </w:p>
+        </w:tc>
+        <w:tc>
+          <w:tcPr>
+            <w:shd w:val="clear" w:color="auto" w:fill="F2F2F2"/>
+          </w:tcPr>
+          <w:p>
+            <w:pPr>
+              <w:pStyle w:val="Compact"/>
+            </w:pPr>
+            <w:r>
+              <w:t xml:space="preserve">0..1</w:t>
             </w:r>
             <w:r>
               <w:t xml:space="preserve"> </w:t>
@@ -4621,8 +4766,25 @@
               <w:pStyle w:val="Compact"/>
             </w:pPr>
             <w:r>
-              <w:t xml:space="preserve">Eindeutiger Identifikator des Elements.</w:t>
-            </w:r>
+              <w:t xml:space="preserve">Lokaler Identifikator. Bspw. eine UUID aus dem Ratsinformationssystem.</w:t>
+            </w:r>
+            <w:r>
+              <w:t xml:space="preserve"> </w:t>
+            </w:r>
+            <w:r>
+              <w:t xml:space="preserve">Vererbung:</w:t>
+            </w:r>
+            <w:r>
+              <w:t xml:space="preserve"> </w:t>
+            </w:r>
+            <w:hyperlink w:anchor="HasIdentification">
+              <w:r>
+                <w:rPr>
+                  <w:rStyle w:val="Hyperlink"/>
+                </w:rPr>
+                <w:t xml:space="preserve">HasIdentification</w:t>
+              </w:r>
+            </w:hyperlink>
           </w:p>
         </w:tc>
       </w:tr>
@@ -4634,39 +4796,56 @@
               <w:pStyle w:val="Compact"/>
             </w:pPr>
             <w:r>
-              <w:t xml:space="preserve">dates</w:t>
-            </w:r>
-          </w:p>
-        </w:tc>
-        <w:tc>
-          <w:tcPr/>
-          <w:p>
-            <w:pPr>
-              <w:pStyle w:val="Compact"/>
-            </w:pPr>
-            <w:r>
-              <w:t xml:space="preserve">*</w:t>
-            </w:r>
-            <w:r>
-              <w:t xml:space="preserve"> </w:t>
-            </w:r>
-            <w:r>
-              <w:t xml:space="preserve"> </w:t>
-            </w:r>
-            <w:r>
-              <w:t xml:space="preserve">Date</w:t>
-            </w:r>
-          </w:p>
-        </w:tc>
-        <w:tc>
-          <w:tcPr/>
-          <w:p>
-            <w:pPr>
-              <w:pStyle w:val="Compact"/>
-            </w:pPr>
-            <w:r>
-              <w:t xml:space="preserve">Datumsangaben zum Element, jeweils mit Typangabe.</w:t>
-            </w:r>
+              <w:t xml:space="preserve">global_uri</w:t>
+            </w:r>
+          </w:p>
+        </w:tc>
+        <w:tc>
+          <w:tcPr/>
+          <w:p>
+            <w:pPr>
+              <w:pStyle w:val="Compact"/>
+            </w:pPr>
+            <w:r>
+              <w:t xml:space="preserve">1</w:t>
+            </w:r>
+            <w:r>
+              <w:t xml:space="preserve"> </w:t>
+            </w:r>
+            <w:r>
+              <w:t xml:space="preserve"> </w:t>
+            </w:r>
+            <w:r>
+              <w:t xml:space="preserve">Uriorcurie</w:t>
+            </w:r>
+          </w:p>
+        </w:tc>
+        <w:tc>
+          <w:tcPr/>
+          <w:p>
+            <w:pPr>
+              <w:pStyle w:val="Compact"/>
+            </w:pPr>
+            <w:r>
+              <w:t xml:space="preserve">Eine eindeutige, global gültige URI für die Entität.</w:t>
+            </w:r>
+            <w:r>
+              <w:t xml:space="preserve"> </w:t>
+            </w:r>
+            <w:r>
+              <w:t xml:space="preserve">Vererbung:</w:t>
+            </w:r>
+            <w:r>
+              <w:t xml:space="preserve"> </w:t>
+            </w:r>
+            <w:hyperlink w:anchor="HasIdentification">
+              <w:r>
+                <w:rPr>
+                  <w:rStyle w:val="Hyperlink"/>
+                </w:rPr>
+                <w:t xml:space="preserve">HasIdentification</w:t>
+              </w:r>
+            </w:hyperlink>
           </w:p>
         </w:tc>
       </w:tr>
@@ -4680,43 +4859,60 @@
               <w:pStyle w:val="Compact"/>
             </w:pPr>
             <w:r>
-              <w:t xml:space="preserve">expression_language</w:t>
-            </w:r>
-          </w:p>
-        </w:tc>
-        <w:tc>
-          <w:tcPr>
-            <w:shd w:val="clear" w:color="auto" w:fill="F2F2F2"/>
-          </w:tcPr>
-          <w:p>
-            <w:pPr>
-              <w:pStyle w:val="Compact"/>
-            </w:pPr>
-            <w:r>
-              <w:t xml:space="preserve">1</w:t>
-            </w:r>
-            <w:r>
-              <w:t xml:space="preserve"> </w:t>
-            </w:r>
-            <w:r>
-              <w:t xml:space="preserve"> </w:t>
-            </w:r>
-            <w:r>
-              <w:t xml:space="preserve">String</w:t>
-            </w:r>
-          </w:p>
-        </w:tc>
-        <w:tc>
-          <w:tcPr>
-            <w:shd w:val="clear" w:color="auto" w:fill="F2F2F2"/>
-          </w:tcPr>
-          <w:p>
-            <w:pPr>
-              <w:pStyle w:val="Compact"/>
-            </w:pPr>
-            <w:r>
-              <w:t xml:space="preserve">Sprachcode im ISO 639-1-Format.</w:t>
-            </w:r>
+              <w:t xml:space="preserve">wikidata_uri</w:t>
+            </w:r>
+          </w:p>
+        </w:tc>
+        <w:tc>
+          <w:tcPr>
+            <w:shd w:val="clear" w:color="auto" w:fill="F2F2F2"/>
+          </w:tcPr>
+          <w:p>
+            <w:pPr>
+              <w:pStyle w:val="Compact"/>
+            </w:pPr>
+            <w:r>
+              <w:t xml:space="preserve">0..1</w:t>
+            </w:r>
+            <w:r>
+              <w:t xml:space="preserve"> </w:t>
+            </w:r>
+            <w:r>
+              <w:t xml:space="preserve"> </w:t>
+            </w:r>
+            <w:r>
+              <w:t xml:space="preserve">Uriorcurie</w:t>
+            </w:r>
+          </w:p>
+        </w:tc>
+        <w:tc>
+          <w:tcPr>
+            <w:shd w:val="clear" w:color="auto" w:fill="F2F2F2"/>
+          </w:tcPr>
+          <w:p>
+            <w:pPr>
+              <w:pStyle w:val="Compact"/>
+            </w:pPr>
+            <w:r>
+              <w:t xml:space="preserve">Eine URI, die auf eine Wikidata-Entität verweist, z.B. http://www.wikidata.org/entity/Q813067 für Beat Jans.</w:t>
+            </w:r>
+            <w:r>
+              <w:t xml:space="preserve"> </w:t>
+            </w:r>
+            <w:r>
+              <w:t xml:space="preserve">Vererbung:</w:t>
+            </w:r>
+            <w:r>
+              <w:t xml:space="preserve"> </w:t>
+            </w:r>
+            <w:hyperlink w:anchor="HasIdentification">
+              <w:r>
+                <w:rPr>
+                  <w:rStyle w:val="Hyperlink"/>
+                </w:rPr>
+                <w:t xml:space="preserve">HasIdentification</w:t>
+              </w:r>
+            </w:hyperlink>
           </w:p>
         </w:tc>
       </w:tr>
@@ -4728,7 +4924,7 @@
               <w:pStyle w:val="Compact"/>
             </w:pPr>
             <w:r>
-              <w:t xml:space="preserve">expression_title</w:t>
+              <w:t xml:space="preserve">expression_language</w:t>
             </w:r>
           </w:p>
         </w:tc>
@@ -4759,7 +4955,7 @@
               <w:pStyle w:val="Compact"/>
             </w:pPr>
             <w:r>
-              <w:t xml:space="preserve">Titel der Sprachfassung.</w:t>
+              <w:t xml:space="preserve">Sprachcode im ISO 639-1-Format.</w:t>
             </w:r>
           </w:p>
         </w:tc>
@@ -4774,20 +4970,20 @@
               <w:pStyle w:val="Compact"/>
             </w:pPr>
             <w:r>
-              <w:t xml:space="preserve">expression_description</w:t>
-            </w:r>
-          </w:p>
-        </w:tc>
-        <w:tc>
-          <w:tcPr>
-            <w:shd w:val="clear" w:color="auto" w:fill="F2F2F2"/>
-          </w:tcPr>
-          <w:p>
-            <w:pPr>
-              <w:pStyle w:val="Compact"/>
-            </w:pPr>
-            <w:r>
-              <w:t xml:space="preserve">0..1</w:t>
+              <w:t xml:space="preserve">expression_title</w:t>
+            </w:r>
+          </w:p>
+        </w:tc>
+        <w:tc>
+          <w:tcPr>
+            <w:shd w:val="clear" w:color="auto" w:fill="F2F2F2"/>
+          </w:tcPr>
+          <w:p>
+            <w:pPr>
+              <w:pStyle w:val="Compact"/>
+            </w:pPr>
+            <w:r>
+              <w:t xml:space="preserve">1</w:t>
             </w:r>
             <w:r>
               <w:t xml:space="preserve"> </w:t>
@@ -4809,7 +5005,7 @@
               <w:pStyle w:val="Compact"/>
             </w:pPr>
             <w:r>
-              <w:t xml:space="preserve">Beschreibender Text zur Sprachfassung.</w:t>
+              <w:t xml:space="preserve">Titel der Sprachfassung.</w:t>
             </w:r>
           </w:p>
         </w:tc>
@@ -4822,12 +5018,60 @@
               <w:pStyle w:val="Compact"/>
             </w:pPr>
             <w:r>
+              <w:t xml:space="preserve">expression_description</w:t>
+            </w:r>
+          </w:p>
+        </w:tc>
+        <w:tc>
+          <w:tcPr/>
+          <w:p>
+            <w:pPr>
+              <w:pStyle w:val="Compact"/>
+            </w:pPr>
+            <w:r>
+              <w:t xml:space="preserve">0..1</w:t>
+            </w:r>
+            <w:r>
+              <w:t xml:space="preserve"> </w:t>
+            </w:r>
+            <w:r>
+              <w:t xml:space="preserve"> </w:t>
+            </w:r>
+            <w:r>
+              <w:t xml:space="preserve">String</w:t>
+            </w:r>
+          </w:p>
+        </w:tc>
+        <w:tc>
+          <w:tcPr/>
+          <w:p>
+            <w:pPr>
+              <w:pStyle w:val="Compact"/>
+            </w:pPr>
+            <w:r>
+              <w:t xml:space="preserve">Beschreibender Text zur Sprachfassung.</w:t>
+            </w:r>
+          </w:p>
+        </w:tc>
+      </w:tr>
+      <w:tr>
+        <w:tc>
+          <w:tcPr>
+            <w:shd w:val="clear" w:color="auto" w:fill="F2F2F2"/>
+          </w:tcPr>
+          <w:p>
+            <w:pPr>
+              <w:pStyle w:val="Compact"/>
+            </w:pPr>
+            <w:r>
               <w:t xml:space="preserve">manifestations</w:t>
             </w:r>
           </w:p>
         </w:tc>
         <w:tc>
-          <w:tcPr/>
+          <w:tcPr>
+            <w:shd w:val="clear" w:color="auto" w:fill="F2F2F2"/>
+          </w:tcPr>
           <w:p>
             <w:pPr>
               <w:pStyle w:val="Compact"/>
@@ -4852,7 +5096,9 @@
           </w:p>
         </w:tc>
         <w:tc>
-          <w:tcPr/>
+          <w:tcPr>
+            <w:shd w:val="clear" w:color="auto" w:fill="F2F2F2"/>
+          </w:tcPr>
           <w:p>
             <w:pPr>
               <w:pStyle w:val="Compact"/>
@@ -4860,6 +5106,262 @@
             <w:r>
               <w:t xml:space="preserve">Die Dateiformen (Manifestations) einer Expression.</w:t>
             </w:r>
+          </w:p>
+        </w:tc>
+      </w:tr>
+      <w:tr>
+        <w:tc>
+          <w:tcPr/>
+          <w:p>
+            <w:pPr>
+              <w:pStyle w:val="Compact"/>
+            </w:pPr>
+            <w:r>
+              <w:t xml:space="preserve">date_created</w:t>
+            </w:r>
+          </w:p>
+        </w:tc>
+        <w:tc>
+          <w:tcPr/>
+          <w:p>
+            <w:pPr>
+              <w:pStyle w:val="Compact"/>
+            </w:pPr>
+            <w:r>
+              <w:t xml:space="preserve">0..1</w:t>
+            </w:r>
+            <w:r>
+              <w:t xml:space="preserve"> </w:t>
+            </w:r>
+            <w:r>
+              <w:t xml:space="preserve"> </w:t>
+            </w:r>
+            <w:r>
+              <w:t xml:space="preserve">Date</w:t>
+            </w:r>
+          </w:p>
+        </w:tc>
+        <w:tc>
+          <w:tcPr/>
+          <w:p>
+            <w:pPr>
+              <w:pStyle w:val="Compact"/>
+            </w:pPr>
+            <w:r>
+              <w:t xml:space="preserve">Das Datum, an dem eine Entität erstellt wurde.</w:t>
+            </w:r>
+            <w:r>
+              <w:t xml:space="preserve"> </w:t>
+            </w:r>
+            <w:r>
+              <w:t xml:space="preserve">Vererbung:</w:t>
+            </w:r>
+            <w:r>
+              <w:t xml:space="preserve"> </w:t>
+            </w:r>
+            <w:hyperlink w:anchor="HasCreationModificationDates">
+              <w:r>
+                <w:rPr>
+                  <w:rStyle w:val="Hyperlink"/>
+                </w:rPr>
+                <w:t xml:space="preserve">HasCreationModificationDates</w:t>
+              </w:r>
+            </w:hyperlink>
+          </w:p>
+        </w:tc>
+      </w:tr>
+      <w:tr>
+        <w:tc>
+          <w:tcPr>
+            <w:shd w:val="clear" w:color="auto" w:fill="F2F2F2"/>
+          </w:tcPr>
+          <w:p>
+            <w:pPr>
+              <w:pStyle w:val="Compact"/>
+            </w:pPr>
+            <w:r>
+              <w:t xml:space="preserve">datetime_created</w:t>
+            </w:r>
+          </w:p>
+        </w:tc>
+        <w:tc>
+          <w:tcPr>
+            <w:shd w:val="clear" w:color="auto" w:fill="F2F2F2"/>
+          </w:tcPr>
+          <w:p>
+            <w:pPr>
+              <w:pStyle w:val="Compact"/>
+            </w:pPr>
+            <w:r>
+              <w:t xml:space="preserve">0..1</w:t>
+            </w:r>
+            <w:r>
+              <w:t xml:space="preserve"> </w:t>
+            </w:r>
+            <w:r>
+              <w:t xml:space="preserve"> </w:t>
+            </w:r>
+            <w:r>
+              <w:t xml:space="preserve">Datetime</w:t>
+            </w:r>
+          </w:p>
+        </w:tc>
+        <w:tc>
+          <w:tcPr>
+            <w:shd w:val="clear" w:color="auto" w:fill="F2F2F2"/>
+          </w:tcPr>
+          <w:p>
+            <w:pPr>
+              <w:pStyle w:val="Compact"/>
+            </w:pPr>
+            <w:r>
+              <w:t xml:space="preserve">Das Datum und die Uhrzeit, an dem eine Entität erstellt wurde.</w:t>
+            </w:r>
+            <w:r>
+              <w:t xml:space="preserve"> </w:t>
+            </w:r>
+            <w:r>
+              <w:t xml:space="preserve">Vererbung:</w:t>
+            </w:r>
+            <w:r>
+              <w:t xml:space="preserve"> </w:t>
+            </w:r>
+            <w:hyperlink w:anchor="HasCreationModificationDates">
+              <w:r>
+                <w:rPr>
+                  <w:rStyle w:val="Hyperlink"/>
+                </w:rPr>
+                <w:t xml:space="preserve">HasCreationModificationDates</w:t>
+              </w:r>
+            </w:hyperlink>
+          </w:p>
+        </w:tc>
+      </w:tr>
+      <w:tr>
+        <w:tc>
+          <w:tcPr/>
+          <w:p>
+            <w:pPr>
+              <w:pStyle w:val="Compact"/>
+            </w:pPr>
+            <w:r>
+              <w:t xml:space="preserve">date_modified</w:t>
+            </w:r>
+          </w:p>
+        </w:tc>
+        <w:tc>
+          <w:tcPr/>
+          <w:p>
+            <w:pPr>
+              <w:pStyle w:val="Compact"/>
+            </w:pPr>
+            <w:r>
+              <w:t xml:space="preserve">0..1</w:t>
+            </w:r>
+            <w:r>
+              <w:t xml:space="preserve"> </w:t>
+            </w:r>
+            <w:r>
+              <w:t xml:space="preserve"> </w:t>
+            </w:r>
+            <w:r>
+              <w:t xml:space="preserve">Date</w:t>
+            </w:r>
+          </w:p>
+        </w:tc>
+        <w:tc>
+          <w:tcPr/>
+          <w:p>
+            <w:pPr>
+              <w:pStyle w:val="Compact"/>
+            </w:pPr>
+            <w:r>
+              <w:t xml:space="preserve">Das Datum, an dem eine Entität zuletzt geändert wurde.</w:t>
+            </w:r>
+            <w:r>
+              <w:t xml:space="preserve"> </w:t>
+            </w:r>
+            <w:r>
+              <w:t xml:space="preserve">Vererbung:</w:t>
+            </w:r>
+            <w:r>
+              <w:t xml:space="preserve"> </w:t>
+            </w:r>
+            <w:hyperlink w:anchor="HasCreationModificationDates">
+              <w:r>
+                <w:rPr>
+                  <w:rStyle w:val="Hyperlink"/>
+                </w:rPr>
+                <w:t xml:space="preserve">HasCreationModificationDates</w:t>
+              </w:r>
+            </w:hyperlink>
+          </w:p>
+        </w:tc>
+      </w:tr>
+      <w:tr>
+        <w:tc>
+          <w:tcPr>
+            <w:shd w:val="clear" w:color="auto" w:fill="F2F2F2"/>
+          </w:tcPr>
+          <w:p>
+            <w:pPr>
+              <w:pStyle w:val="Compact"/>
+            </w:pPr>
+            <w:r>
+              <w:t xml:space="preserve">datetime_modified</w:t>
+            </w:r>
+          </w:p>
+        </w:tc>
+        <w:tc>
+          <w:tcPr>
+            <w:shd w:val="clear" w:color="auto" w:fill="F2F2F2"/>
+          </w:tcPr>
+          <w:p>
+            <w:pPr>
+              <w:pStyle w:val="Compact"/>
+            </w:pPr>
+            <w:r>
+              <w:t xml:space="preserve">0..1</w:t>
+            </w:r>
+            <w:r>
+              <w:t xml:space="preserve"> </w:t>
+            </w:r>
+            <w:r>
+              <w:t xml:space="preserve"> </w:t>
+            </w:r>
+            <w:r>
+              <w:t xml:space="preserve">Datetime</w:t>
+            </w:r>
+          </w:p>
+        </w:tc>
+        <w:tc>
+          <w:tcPr>
+            <w:shd w:val="clear" w:color="auto" w:fill="F2F2F2"/>
+          </w:tcPr>
+          <w:p>
+            <w:pPr>
+              <w:pStyle w:val="Compact"/>
+            </w:pPr>
+            <w:r>
+              <w:t xml:space="preserve">Das Datum und die Uhrzeit, an dem eine Entität zuletzt geändert wurde.</w:t>
+            </w:r>
+            <w:r>
+              <w:t xml:space="preserve"> </w:t>
+            </w:r>
+            <w:r>
+              <w:t xml:space="preserve">Vererbung:</w:t>
+            </w:r>
+            <w:r>
+              <w:t xml:space="preserve"> </w:t>
+            </w:r>
+            <w:hyperlink w:anchor="HasCreationModificationDates">
+              <w:r>
+                <w:rPr>
+                  <w:rStyle w:val="Hyperlink"/>
+                </w:rPr>
+                <w:t xml:space="preserve">HasCreationModificationDates</w:t>
+              </w:r>
+            </w:hyperlink>
           </w:p>
         </w:tc>
       </w:tr>
@@ -5003,7 +5505,7 @@
     <w:bookmarkEnd w:id="61"/>
     <w:bookmarkEnd w:id="62"/>
     <w:bookmarkEnd w:id="63"/>
-    <w:bookmarkStart w:id="74" w:name="manifestation"/>
+    <w:bookmarkStart w:id="76" w:name="manifestation"/>
     <w:p>
       <w:pPr>
         <w:pStyle w:val="berschrift2"/>
@@ -5045,7 +5547,31 @@
         <w:pStyle w:val="Textkrper"/>
       </w:pPr>
       <w:r>
-        <w:t xml:space="preserve">Both the Expression and the Manifestation provide dates of publication.</w:t>
+        <w:t xml:space="preserve">Both the Expression and the Manifestation carry creation and modification dates via the common mixin</w:t>
+      </w:r>
+      <w:r>
+        <w:t xml:space="preserve"> </w:t>
+      </w:r>
+      <w:r>
+        <w:rPr>
+          <w:rStyle w:val="VerbatimChar"/>
+        </w:rPr>
+        <w:t xml:space="preserve">HasCreationModificationDates</w:t>
+      </w:r>
+      <w:r>
+        <w:t xml:space="preserve">. All FRBR entities are identified via the common mixin</w:t>
+      </w:r>
+      <w:r>
+        <w:t xml:space="preserve"> </w:t>
+      </w:r>
+      <w:r>
+        <w:rPr>
+          <w:rStyle w:val="VerbatimChar"/>
+        </w:rPr>
+        <w:t xml:space="preserve">HasIdentification</w:t>
+      </w:r>
+      <w:r>
+        <w:t xml:space="preserve">.</w:t>
       </w:r>
     </w:p>
     <w:bookmarkStart w:id="67" w:name="klasse-manifestation"/>
@@ -5143,20 +5669,20 @@
               <w:pStyle w:val="Compact"/>
             </w:pPr>
             <w:r>
-              <w:t xml:space="preserve">id</w:t>
-            </w:r>
-          </w:p>
-        </w:tc>
-        <w:tc>
-          <w:tcPr>
-            <w:shd w:val="clear" w:color="auto" w:fill="F2F2F2"/>
-          </w:tcPr>
-          <w:p>
-            <w:pPr>
-              <w:pStyle w:val="Compact"/>
-            </w:pPr>
-            <w:r>
-              <w:t xml:space="preserve">1</w:t>
+              <w:t xml:space="preserve">local_id</w:t>
+            </w:r>
+          </w:p>
+        </w:tc>
+        <w:tc>
+          <w:tcPr>
+            <w:shd w:val="clear" w:color="auto" w:fill="F2F2F2"/>
+          </w:tcPr>
+          <w:p>
+            <w:pPr>
+              <w:pStyle w:val="Compact"/>
+            </w:pPr>
+            <w:r>
+              <w:t xml:space="preserve">0..1</w:t>
             </w:r>
             <w:r>
               <w:t xml:space="preserve"> </w:t>
@@ -5178,8 +5704,25 @@
               <w:pStyle w:val="Compact"/>
             </w:pPr>
             <w:r>
-              <w:t xml:space="preserve">Eindeutiger Identifikator des Elements.</w:t>
-            </w:r>
+              <w:t xml:space="preserve">Lokaler Identifikator. Bspw. eine UUID aus dem Ratsinformationssystem.</w:t>
+            </w:r>
+            <w:r>
+              <w:t xml:space="preserve"> </w:t>
+            </w:r>
+            <w:r>
+              <w:t xml:space="preserve">Vererbung:</w:t>
+            </w:r>
+            <w:r>
+              <w:t xml:space="preserve"> </w:t>
+            </w:r>
+            <w:hyperlink w:anchor="HasIdentification">
+              <w:r>
+                <w:rPr>
+                  <w:rStyle w:val="Hyperlink"/>
+                </w:rPr>
+                <w:t xml:space="preserve">HasIdentification</w:t>
+              </w:r>
+            </w:hyperlink>
           </w:p>
         </w:tc>
       </w:tr>
@@ -5191,39 +5734,56 @@
               <w:pStyle w:val="Compact"/>
             </w:pPr>
             <w:r>
-              <w:t xml:space="preserve">dates</w:t>
-            </w:r>
-          </w:p>
-        </w:tc>
-        <w:tc>
-          <w:tcPr/>
-          <w:p>
-            <w:pPr>
-              <w:pStyle w:val="Compact"/>
-            </w:pPr>
-            <w:r>
-              <w:t xml:space="preserve">*</w:t>
-            </w:r>
-            <w:r>
-              <w:t xml:space="preserve"> </w:t>
-            </w:r>
-            <w:r>
-              <w:t xml:space="preserve"> </w:t>
-            </w:r>
-            <w:r>
-              <w:t xml:space="preserve">Date</w:t>
-            </w:r>
-          </w:p>
-        </w:tc>
-        <w:tc>
-          <w:tcPr/>
-          <w:p>
-            <w:pPr>
-              <w:pStyle w:val="Compact"/>
-            </w:pPr>
-            <w:r>
-              <w:t xml:space="preserve">Datumsangaben zum Element, jeweils mit Typangabe.</w:t>
-            </w:r>
+              <w:t xml:space="preserve">global_uri</w:t>
+            </w:r>
+          </w:p>
+        </w:tc>
+        <w:tc>
+          <w:tcPr/>
+          <w:p>
+            <w:pPr>
+              <w:pStyle w:val="Compact"/>
+            </w:pPr>
+            <w:r>
+              <w:t xml:space="preserve">1</w:t>
+            </w:r>
+            <w:r>
+              <w:t xml:space="preserve"> </w:t>
+            </w:r>
+            <w:r>
+              <w:t xml:space="preserve"> </w:t>
+            </w:r>
+            <w:r>
+              <w:t xml:space="preserve">Uriorcurie</w:t>
+            </w:r>
+          </w:p>
+        </w:tc>
+        <w:tc>
+          <w:tcPr/>
+          <w:p>
+            <w:pPr>
+              <w:pStyle w:val="Compact"/>
+            </w:pPr>
+            <w:r>
+              <w:t xml:space="preserve">Eine eindeutige, global gültige URI für die Entität.</w:t>
+            </w:r>
+            <w:r>
+              <w:t xml:space="preserve"> </w:t>
+            </w:r>
+            <w:r>
+              <w:t xml:space="preserve">Vererbung:</w:t>
+            </w:r>
+            <w:r>
+              <w:t xml:space="preserve"> </w:t>
+            </w:r>
+            <w:hyperlink w:anchor="HasIdentification">
+              <w:r>
+                <w:rPr>
+                  <w:rStyle w:val="Hyperlink"/>
+                </w:rPr>
+                <w:t xml:space="preserve">HasIdentification</w:t>
+              </w:r>
+            </w:hyperlink>
           </w:p>
         </w:tc>
       </w:tr>
@@ -5237,7 +5797,7 @@
               <w:pStyle w:val="Compact"/>
             </w:pPr>
             <w:r>
-              <w:t xml:space="preserve">format</w:t>
+              <w:t xml:space="preserve">wikidata_uri</w:t>
             </w:r>
           </w:p>
         </w:tc>
@@ -5259,21 +5819,38 @@
               <w:t xml:space="preserve"> </w:t>
             </w:r>
             <w:r>
-              <w:t xml:space="preserve">String</w:t>
-            </w:r>
-          </w:p>
-        </w:tc>
-        <w:tc>
-          <w:tcPr>
-            <w:shd w:val="clear" w:color="auto" w:fill="F2F2F2"/>
-          </w:tcPr>
-          <w:p>
-            <w:pPr>
-              <w:pStyle w:val="Compact"/>
-            </w:pPr>
-            <w:r>
-              <w:t xml:space="preserve">Das Dateiformat der Manifestation (z.B. pdf, html).</w:t>
-            </w:r>
+              <w:t xml:space="preserve">Uriorcurie</w:t>
+            </w:r>
+          </w:p>
+        </w:tc>
+        <w:tc>
+          <w:tcPr>
+            <w:shd w:val="clear" w:color="auto" w:fill="F2F2F2"/>
+          </w:tcPr>
+          <w:p>
+            <w:pPr>
+              <w:pStyle w:val="Compact"/>
+            </w:pPr>
+            <w:r>
+              <w:t xml:space="preserve">Eine URI, die auf eine Wikidata-Entität verweist, z.B. http://www.wikidata.org/entity/Q813067 für Beat Jans.</w:t>
+            </w:r>
+            <w:r>
+              <w:t xml:space="preserve"> </w:t>
+            </w:r>
+            <w:r>
+              <w:t xml:space="preserve">Vererbung:</w:t>
+            </w:r>
+            <w:r>
+              <w:t xml:space="preserve"> </w:t>
+            </w:r>
+            <w:hyperlink w:anchor="HasIdentification">
+              <w:r>
+                <w:rPr>
+                  <w:rStyle w:val="Hyperlink"/>
+                </w:rPr>
+                <w:t xml:space="preserve">HasIdentification</w:t>
+              </w:r>
+            </w:hyperlink>
           </w:p>
         </w:tc>
       </w:tr>
@@ -5285,12 +5862,60 @@
               <w:pStyle w:val="Compact"/>
             </w:pPr>
             <w:r>
+              <w:t xml:space="preserve">format</w:t>
+            </w:r>
+          </w:p>
+        </w:tc>
+        <w:tc>
+          <w:tcPr/>
+          <w:p>
+            <w:pPr>
+              <w:pStyle w:val="Compact"/>
+            </w:pPr>
+            <w:r>
+              <w:t xml:space="preserve">0..1</w:t>
+            </w:r>
+            <w:r>
+              <w:t xml:space="preserve"> </w:t>
+            </w:r>
+            <w:r>
+              <w:t xml:space="preserve"> </w:t>
+            </w:r>
+            <w:r>
+              <w:t xml:space="preserve">String</w:t>
+            </w:r>
+          </w:p>
+        </w:tc>
+        <w:tc>
+          <w:tcPr/>
+          <w:p>
+            <w:pPr>
+              <w:pStyle w:val="Compact"/>
+            </w:pPr>
+            <w:r>
+              <w:t xml:space="preserve">Das Dateiformat der Manifestation (z.B. pdf, html).</w:t>
+            </w:r>
+          </w:p>
+        </w:tc>
+      </w:tr>
+      <w:tr>
+        <w:tc>
+          <w:tcPr>
+            <w:shd w:val="clear" w:color="auto" w:fill="F2F2F2"/>
+          </w:tcPr>
+          <w:p>
+            <w:pPr>
+              <w:pStyle w:val="Compact"/>
+            </w:pPr>
+            <w:r>
               <w:t xml:space="preserve">manifestation_url</w:t>
             </w:r>
           </w:p>
         </w:tc>
         <w:tc>
-          <w:tcPr/>
+          <w:tcPr>
+            <w:shd w:val="clear" w:color="auto" w:fill="F2F2F2"/>
+          </w:tcPr>
           <w:p>
             <w:pPr>
               <w:pStyle w:val="Compact"/>
@@ -5310,7 +5935,9 @@
           </w:p>
         </w:tc>
         <w:tc>
-          <w:tcPr/>
+          <w:tcPr>
+            <w:shd w:val="clear" w:color="auto" w:fill="F2F2F2"/>
+          </w:tcPr>
           <w:p>
             <w:pPr>
               <w:pStyle w:val="Compact"/>
@@ -5318,6 +5945,262 @@
             <w:r>
               <w:t xml:space="preserve">URL, unter der die Dateiform abgerufen werden kann.</w:t>
             </w:r>
+          </w:p>
+        </w:tc>
+      </w:tr>
+      <w:tr>
+        <w:tc>
+          <w:tcPr/>
+          <w:p>
+            <w:pPr>
+              <w:pStyle w:val="Compact"/>
+            </w:pPr>
+            <w:r>
+              <w:t xml:space="preserve">date_created</w:t>
+            </w:r>
+          </w:p>
+        </w:tc>
+        <w:tc>
+          <w:tcPr/>
+          <w:p>
+            <w:pPr>
+              <w:pStyle w:val="Compact"/>
+            </w:pPr>
+            <w:r>
+              <w:t xml:space="preserve">0..1</w:t>
+            </w:r>
+            <w:r>
+              <w:t xml:space="preserve"> </w:t>
+            </w:r>
+            <w:r>
+              <w:t xml:space="preserve"> </w:t>
+            </w:r>
+            <w:r>
+              <w:t xml:space="preserve">Date</w:t>
+            </w:r>
+          </w:p>
+        </w:tc>
+        <w:tc>
+          <w:tcPr/>
+          <w:p>
+            <w:pPr>
+              <w:pStyle w:val="Compact"/>
+            </w:pPr>
+            <w:r>
+              <w:t xml:space="preserve">Das Datum, an dem eine Entität erstellt wurde.</w:t>
+            </w:r>
+            <w:r>
+              <w:t xml:space="preserve"> </w:t>
+            </w:r>
+            <w:r>
+              <w:t xml:space="preserve">Vererbung:</w:t>
+            </w:r>
+            <w:r>
+              <w:t xml:space="preserve"> </w:t>
+            </w:r>
+            <w:hyperlink w:anchor="HasCreationModificationDates">
+              <w:r>
+                <w:rPr>
+                  <w:rStyle w:val="Hyperlink"/>
+                </w:rPr>
+                <w:t xml:space="preserve">HasCreationModificationDates</w:t>
+              </w:r>
+            </w:hyperlink>
+          </w:p>
+        </w:tc>
+      </w:tr>
+      <w:tr>
+        <w:tc>
+          <w:tcPr>
+            <w:shd w:val="clear" w:color="auto" w:fill="F2F2F2"/>
+          </w:tcPr>
+          <w:p>
+            <w:pPr>
+              <w:pStyle w:val="Compact"/>
+            </w:pPr>
+            <w:r>
+              <w:t xml:space="preserve">datetime_created</w:t>
+            </w:r>
+          </w:p>
+        </w:tc>
+        <w:tc>
+          <w:tcPr>
+            <w:shd w:val="clear" w:color="auto" w:fill="F2F2F2"/>
+          </w:tcPr>
+          <w:p>
+            <w:pPr>
+              <w:pStyle w:val="Compact"/>
+            </w:pPr>
+            <w:r>
+              <w:t xml:space="preserve">0..1</w:t>
+            </w:r>
+            <w:r>
+              <w:t xml:space="preserve"> </w:t>
+            </w:r>
+            <w:r>
+              <w:t xml:space="preserve"> </w:t>
+            </w:r>
+            <w:r>
+              <w:t xml:space="preserve">Datetime</w:t>
+            </w:r>
+          </w:p>
+        </w:tc>
+        <w:tc>
+          <w:tcPr>
+            <w:shd w:val="clear" w:color="auto" w:fill="F2F2F2"/>
+          </w:tcPr>
+          <w:p>
+            <w:pPr>
+              <w:pStyle w:val="Compact"/>
+            </w:pPr>
+            <w:r>
+              <w:t xml:space="preserve">Das Datum und die Uhrzeit, an dem eine Entität erstellt wurde.</w:t>
+            </w:r>
+            <w:r>
+              <w:t xml:space="preserve"> </w:t>
+            </w:r>
+            <w:r>
+              <w:t xml:space="preserve">Vererbung:</w:t>
+            </w:r>
+            <w:r>
+              <w:t xml:space="preserve"> </w:t>
+            </w:r>
+            <w:hyperlink w:anchor="HasCreationModificationDates">
+              <w:r>
+                <w:rPr>
+                  <w:rStyle w:val="Hyperlink"/>
+                </w:rPr>
+                <w:t xml:space="preserve">HasCreationModificationDates</w:t>
+              </w:r>
+            </w:hyperlink>
+          </w:p>
+        </w:tc>
+      </w:tr>
+      <w:tr>
+        <w:tc>
+          <w:tcPr/>
+          <w:p>
+            <w:pPr>
+              <w:pStyle w:val="Compact"/>
+            </w:pPr>
+            <w:r>
+              <w:t xml:space="preserve">date_modified</w:t>
+            </w:r>
+          </w:p>
+        </w:tc>
+        <w:tc>
+          <w:tcPr/>
+          <w:p>
+            <w:pPr>
+              <w:pStyle w:val="Compact"/>
+            </w:pPr>
+            <w:r>
+              <w:t xml:space="preserve">0..1</w:t>
+            </w:r>
+            <w:r>
+              <w:t xml:space="preserve"> </w:t>
+            </w:r>
+            <w:r>
+              <w:t xml:space="preserve"> </w:t>
+            </w:r>
+            <w:r>
+              <w:t xml:space="preserve">Date</w:t>
+            </w:r>
+          </w:p>
+        </w:tc>
+        <w:tc>
+          <w:tcPr/>
+          <w:p>
+            <w:pPr>
+              <w:pStyle w:val="Compact"/>
+            </w:pPr>
+            <w:r>
+              <w:t xml:space="preserve">Das Datum, an dem eine Entität zuletzt geändert wurde.</w:t>
+            </w:r>
+            <w:r>
+              <w:t xml:space="preserve"> </w:t>
+            </w:r>
+            <w:r>
+              <w:t xml:space="preserve">Vererbung:</w:t>
+            </w:r>
+            <w:r>
+              <w:t xml:space="preserve"> </w:t>
+            </w:r>
+            <w:hyperlink w:anchor="HasCreationModificationDates">
+              <w:r>
+                <w:rPr>
+                  <w:rStyle w:val="Hyperlink"/>
+                </w:rPr>
+                <w:t xml:space="preserve">HasCreationModificationDates</w:t>
+              </w:r>
+            </w:hyperlink>
+          </w:p>
+        </w:tc>
+      </w:tr>
+      <w:tr>
+        <w:tc>
+          <w:tcPr>
+            <w:shd w:val="clear" w:color="auto" w:fill="F2F2F2"/>
+          </w:tcPr>
+          <w:p>
+            <w:pPr>
+              <w:pStyle w:val="Compact"/>
+            </w:pPr>
+            <w:r>
+              <w:t xml:space="preserve">datetime_modified</w:t>
+            </w:r>
+          </w:p>
+        </w:tc>
+        <w:tc>
+          <w:tcPr>
+            <w:shd w:val="clear" w:color="auto" w:fill="F2F2F2"/>
+          </w:tcPr>
+          <w:p>
+            <w:pPr>
+              <w:pStyle w:val="Compact"/>
+            </w:pPr>
+            <w:r>
+              <w:t xml:space="preserve">0..1</w:t>
+            </w:r>
+            <w:r>
+              <w:t xml:space="preserve"> </w:t>
+            </w:r>
+            <w:r>
+              <w:t xml:space="preserve"> </w:t>
+            </w:r>
+            <w:r>
+              <w:t xml:space="preserve">Datetime</w:t>
+            </w:r>
+          </w:p>
+        </w:tc>
+        <w:tc>
+          <w:tcPr>
+            <w:shd w:val="clear" w:color="auto" w:fill="F2F2F2"/>
+          </w:tcPr>
+          <w:p>
+            <w:pPr>
+              <w:pStyle w:val="Compact"/>
+            </w:pPr>
+            <w:r>
+              <w:t xml:space="preserve">Das Datum und die Uhrzeit, an dem eine Entität zuletzt geändert wurde.</w:t>
+            </w:r>
+            <w:r>
+              <w:t xml:space="preserve"> </w:t>
+            </w:r>
+            <w:r>
+              <w:t xml:space="preserve">Vererbung:</w:t>
+            </w:r>
+            <w:r>
+              <w:t xml:space="preserve"> </w:t>
+            </w:r>
+            <w:hyperlink w:anchor="HasCreationModificationDates">
+              <w:r>
+                <w:rPr>
+                  <w:rStyle w:val="Hyperlink"/>
+                </w:rPr>
+                <w:t xml:space="preserve">HasCreationModificationDates</w:t>
+              </w:r>
+            </w:hyperlink>
           </w:p>
         </w:tc>
       </w:tr>
@@ -5461,18 +6344,18 @@
     </w:tbl>
     <w:bookmarkEnd w:id="66"/>
     <w:bookmarkEnd w:id="67"/>
-    <w:bookmarkStart w:id="73" w:name="enum-datetypesenum"/>
+    <w:bookmarkStart w:id="71" w:name="klasse-hasidentification"/>
     <w:p>
       <w:pPr>
         <w:pStyle w:val="berschrift3"/>
       </w:pPr>
       <w:r>
-        <w:t xml:space="preserve">Enum: DateTypesEnum</w:t>
+        <w:t xml:space="preserve">Klasse: HasIdentification</w:t>
       </w:r>
       <w:r>
         <w:t xml:space="preserve"> </w:t>
       </w:r>
-      <w:bookmarkStart w:id="68" w:name="DateTypesEnum"/>
+      <w:bookmarkStart w:id="68" w:name="HasIdentification"/>
       <w:bookmarkEnd w:id="68"/>
     </w:p>
     <w:p>
@@ -5484,35 +6367,45 @@
           <w:i/>
           <w:iCs/>
         </w:rPr>
-        <w:t xml:space="preserve">Bedeutung einer Datumsangabe.</w:t>
-      </w:r>
-    </w:p>
-    <w:p>
-      <w:pPr>
-        <w:pStyle w:val="Textkrper"/>
-      </w:pPr>
-      <w:r>
-        <w:t xml:space="preserve">URI:</w:t>
-      </w:r>
-      <w:r>
+        <w:t xml:space="preserve">Eine Mixin-Klasse, die Slots für die Identifikation einer Entität zur Verfügung stellt. Sie wird für Entitäten verwendet, die aus sich heraus identifiziert sind; deren</w:t>
+      </w:r>
+      <w:r>
+        <w:rPr>
+          <w:i/>
+          <w:iCs/>
+        </w:rPr>
         <w:t xml:space="preserve"> </w:t>
       </w:r>
-      <w:hyperlink ns1:id="rId69">
-        <w:r>
-          <w:rPr>
-            <w:rStyle w:val="Hyperlink"/>
-          </w:rPr>
-          <w:t xml:space="preserve">meta:DateTypesEnum</w:t>
-        </w:r>
-      </w:hyperlink>
-    </w:p>
-    <w:bookmarkStart w:id="72" w:name="zulässige-werte-1"/>
+      <w:r>
+        <w:rPr>
+          <w:rStyle w:val="VerbatimChar"/>
+          <w:i/>
+          <w:iCs/>
+        </w:rPr>
+        <w:t xml:space="preserve">global_uri</w:t>
+      </w:r>
+      <w:r>
+        <w:rPr>
+          <w:i/>
+          <w:iCs/>
+        </w:rPr>
+        <w:t xml:space="preserve"> </w:t>
+      </w:r>
+      <w:r>
+        <w:rPr>
+          <w:i/>
+          <w:iCs/>
+        </w:rPr>
+        <w:t xml:space="preserve">ist der Identifikator und daher obligatorisch.</w:t>
+      </w:r>
+    </w:p>
+    <w:bookmarkStart w:id="69" w:name="attribute-3"/>
     <w:p>
       <w:pPr>
         <w:pStyle w:val="berschrift4"/>
       </w:pPr>
       <w:r>
-        <w:t xml:space="preserve">Zulässige Werte</w:t>
+        <w:t xml:space="preserve">Attribute</w:t>
       </w:r>
     </w:p>
     <w:tbl>
@@ -5524,7 +6417,8 @@
       </w:tblPr>
       <w:tblGrid>
         <w:gridCol w:w="1900"/>
-        <w:gridCol w:w="6019"/>
+        <w:gridCol w:w="1742"/>
+        <w:gridCol w:w="4276"/>
       </w:tblGrid>
       <w:tr>
         <w:trPr>
@@ -5537,7 +6431,18 @@
               <w:pStyle w:val="Compact"/>
             </w:pPr>
             <w:r>
-              <w:t xml:space="preserve">Wert</w:t>
+              <w:t xml:space="preserve">Name</w:t>
+            </w:r>
+          </w:p>
+        </w:tc>
+        <w:tc>
+          <w:tcPr/>
+          <w:p>
+            <w:pPr>
+              <w:pStyle w:val="Compact"/>
+            </w:pPr>
+            <w:r>
+              <w:t xml:space="preserve">Kardinalität und Wertebereich</w:t>
             </w:r>
           </w:p>
         </w:tc>
@@ -5563,20 +6468,42 @@
               <w:pStyle w:val="Compact"/>
             </w:pPr>
             <w:r>
-              <w:t xml:space="preserve">first_publication</w:t>
-            </w:r>
-          </w:p>
-        </w:tc>
-        <w:tc>
-          <w:tcPr>
-            <w:shd w:val="clear" w:color="auto" w:fill="F2F2F2"/>
-          </w:tcPr>
-          <w:p>
-            <w:pPr>
-              <w:pStyle w:val="Compact"/>
-            </w:pPr>
-            <w:r>
-              <w:t xml:space="preserve">Datum der Erstpublikation.</w:t>
+              <w:t xml:space="preserve">local_id</w:t>
+            </w:r>
+          </w:p>
+        </w:tc>
+        <w:tc>
+          <w:tcPr>
+            <w:shd w:val="clear" w:color="auto" w:fill="F2F2F2"/>
+          </w:tcPr>
+          <w:p>
+            <w:pPr>
+              <w:pStyle w:val="Compact"/>
+            </w:pPr>
+            <w:r>
+              <w:t xml:space="preserve">0..1</w:t>
+            </w:r>
+            <w:r>
+              <w:t xml:space="preserve"> </w:t>
+            </w:r>
+            <w:r>
+              <w:t xml:space="preserve"> </w:t>
+            </w:r>
+            <w:r>
+              <w:t xml:space="preserve">String</w:t>
+            </w:r>
+          </w:p>
+        </w:tc>
+        <w:tc>
+          <w:tcPr>
+            <w:shd w:val="clear" w:color="auto" w:fill="F2F2F2"/>
+          </w:tcPr>
+          <w:p>
+            <w:pPr>
+              <w:pStyle w:val="Compact"/>
+            </w:pPr>
+            <w:r>
+              <w:t xml:space="preserve">Lokaler Identifikator. Bspw. eine UUID aus dem Ratsinformationssystem.</w:t>
             </w:r>
           </w:p>
         </w:tc>
@@ -5588,22 +6515,40 @@
             <w:pPr>
               <w:pStyle w:val="Compact"/>
             </w:pPr>
-          </w:p>
-        </w:tc>
-        <w:tc>
-          <w:tcPr/>
-          <w:p>
-            <w:pPr>
-              <w:pStyle w:val="Compact"/>
-            </w:pPr>
-            <w:hyperlink ns1:id="rId70">
-              <w:r>
-                <w:rPr>
-                  <w:rStyle w:val="Hyperlink"/>
-                </w:rPr>
-                <w:t xml:space="preserve">meta:vocabulary/date_types/FirstPublication</w:t>
-              </w:r>
-            </w:hyperlink>
+            <w:r>
+              <w:t xml:space="preserve">global_uri</w:t>
+            </w:r>
+          </w:p>
+        </w:tc>
+        <w:tc>
+          <w:tcPr/>
+          <w:p>
+            <w:pPr>
+              <w:pStyle w:val="Compact"/>
+            </w:pPr>
+            <w:r>
+              <w:t xml:space="preserve">1</w:t>
+            </w:r>
+            <w:r>
+              <w:t xml:space="preserve"> </w:t>
+            </w:r>
+            <w:r>
+              <w:t xml:space="preserve"> </w:t>
+            </w:r>
+            <w:r>
+              <w:t xml:space="preserve">Uriorcurie</w:t>
+            </w:r>
+          </w:p>
+        </w:tc>
+        <w:tc>
+          <w:tcPr/>
+          <w:p>
+            <w:pPr>
+              <w:pStyle w:val="Compact"/>
+            </w:pPr>
+            <w:r>
+              <w:t xml:space="preserve">Eine eindeutige, global gültige URI für die Entität.</w:t>
+            </w:r>
           </w:p>
         </w:tc>
       </w:tr>
@@ -5617,52 +6562,415 @@
               <w:pStyle w:val="Compact"/>
             </w:pPr>
             <w:r>
-              <w:t xml:space="preserve">last_revision</w:t>
-            </w:r>
-          </w:p>
-        </w:tc>
-        <w:tc>
-          <w:tcPr>
-            <w:shd w:val="clear" w:color="auto" w:fill="F2F2F2"/>
-          </w:tcPr>
-          <w:p>
-            <w:pPr>
-              <w:pStyle w:val="Compact"/>
-            </w:pPr>
-            <w:r>
-              <w:t xml:space="preserve">Datum der letzten Revision.</w:t>
+              <w:t xml:space="preserve">wikidata_uri</w:t>
+            </w:r>
+          </w:p>
+        </w:tc>
+        <w:tc>
+          <w:tcPr>
+            <w:shd w:val="clear" w:color="auto" w:fill="F2F2F2"/>
+          </w:tcPr>
+          <w:p>
+            <w:pPr>
+              <w:pStyle w:val="Compact"/>
+            </w:pPr>
+            <w:r>
+              <w:t xml:space="preserve">0..1</w:t>
+            </w:r>
+            <w:r>
+              <w:t xml:space="preserve"> </w:t>
+            </w:r>
+            <w:r>
+              <w:t xml:space="preserve"> </w:t>
+            </w:r>
+            <w:r>
+              <w:t xml:space="preserve">Uriorcurie</w:t>
+            </w:r>
+          </w:p>
+        </w:tc>
+        <w:tc>
+          <w:tcPr>
+            <w:shd w:val="clear" w:color="auto" w:fill="F2F2F2"/>
+          </w:tcPr>
+          <w:p>
+            <w:pPr>
+              <w:pStyle w:val="Compact"/>
+            </w:pPr>
+            <w:r>
+              <w:t xml:space="preserve">Eine URI, die auf eine Wikidata-Entität verweist, z.B. http://www.wikidata.org/entity/Q813067 für Beat Jans.</w:t>
+            </w:r>
+          </w:p>
+        </w:tc>
+      </w:tr>
+    </w:tbl>
+    <w:bookmarkEnd w:id="69"/>
+    <w:bookmarkStart w:id="70" w:name="mixin-verwendung"/>
+    <w:p>
+      <w:pPr>
+        <w:pStyle w:val="berschrift4"/>
+      </w:pPr>
+      <w:r>
+        <w:t xml:space="preserve">Mixin-Verwendung</w:t>
+      </w:r>
+    </w:p>
+    <w:p>
+      <w:pPr>
+        <w:pStyle w:val="FirstParagraph"/>
+      </w:pPr>
+      <w:hyperlink w:anchor="Work">
+        <w:r>
+          <w:rPr>
+            <w:rStyle w:val="Hyperlink"/>
+          </w:rPr>
+          <w:t xml:space="preserve">Work</w:t>
+        </w:r>
+      </w:hyperlink>
+      <w:r>
+        <w:t xml:space="preserve">,</w:t>
+      </w:r>
+      <w:r>
+        <w:t xml:space="preserve"> </w:t>
+      </w:r>
+      <w:hyperlink w:anchor="Expression">
+        <w:r>
+          <w:rPr>
+            <w:rStyle w:val="Hyperlink"/>
+          </w:rPr>
+          <w:t xml:space="preserve">Expression</w:t>
+        </w:r>
+      </w:hyperlink>
+      <w:r>
+        <w:t xml:space="preserve">,</w:t>
+      </w:r>
+      <w:r>
+        <w:t xml:space="preserve"> </w:t>
+      </w:r>
+      <w:hyperlink w:anchor="Manifestation">
+        <w:r>
+          <w:rPr>
+            <w:rStyle w:val="Hyperlink"/>
+          </w:rPr>
+          <w:t xml:space="preserve">Manifestation</w:t>
+        </w:r>
+      </w:hyperlink>
+      <w:r>
+        <w:t xml:space="preserve">, WorkContainer</w:t>
+      </w:r>
+    </w:p>
+    <w:bookmarkEnd w:id="70"/>
+    <w:bookmarkEnd w:id="71"/>
+    <w:bookmarkStart w:id="75" w:name="klasse-hascreationmodificationdates"/>
+    <w:p>
+      <w:pPr>
+        <w:pStyle w:val="berschrift3"/>
+      </w:pPr>
+      <w:r>
+        <w:t xml:space="preserve">Klasse: HasCreationModificationDates</w:t>
+      </w:r>
+      <w:r>
+        <w:t xml:space="preserve"> </w:t>
+      </w:r>
+      <w:bookmarkStart w:id="72" w:name="HasCreationModificationDates"/>
+      <w:bookmarkEnd w:id="72"/>
+    </w:p>
+    <w:p>
+      <w:pPr>
+        <w:pStyle w:val="FirstParagraph"/>
+      </w:pPr>
+      <w:r>
+        <w:rPr>
+          <w:i/>
+          <w:iCs/>
+        </w:rPr>
+        <w:t xml:space="preserve">Eine Mixin-Klasse, die Slots für die Modellierung von Erstellungs- und Änderungsdaten einer Entität zur Verfügung stellt.</w:t>
+      </w:r>
+    </w:p>
+    <w:bookmarkStart w:id="73" w:name="attribute-4"/>
+    <w:p>
+      <w:pPr>
+        <w:pStyle w:val="berschrift4"/>
+      </w:pPr>
+      <w:r>
+        <w:t xml:space="preserve">Attribute</w:t>
+      </w:r>
+    </w:p>
+    <w:tbl>
+      <w:tblPr>
+        <w:tblStyle w:val="Table"/>
+        <w:tblW w:type="pct" w:w="5000"/>
+        <w:tblLayout w:type="fixed"/>
+        <w:tblLook w:firstRow="1" w:lastRow="0" w:firstColumn="0" w:lastColumn="0" w:noHBand="0" w:noVBand="0" w:val="0020"/>
+      </w:tblPr>
+      <w:tblGrid>
+        <w:gridCol w:w="1900"/>
+        <w:gridCol w:w="1742"/>
+        <w:gridCol w:w="4276"/>
+      </w:tblGrid>
+      <w:tr>
+        <w:trPr>
+          <w:tblHeader w:val="on"/>
+        </w:trPr>
+        <w:tc>
+          <w:tcPr/>
+          <w:p>
+            <w:pPr>
+              <w:pStyle w:val="Compact"/>
+            </w:pPr>
+            <w:r>
+              <w:t xml:space="preserve">Name</w:t>
+            </w:r>
+          </w:p>
+        </w:tc>
+        <w:tc>
+          <w:tcPr/>
+          <w:p>
+            <w:pPr>
+              <w:pStyle w:val="Compact"/>
+            </w:pPr>
+            <w:r>
+              <w:t xml:space="preserve">Kardinalität und Wertebereich</w:t>
+            </w:r>
+          </w:p>
+        </w:tc>
+        <w:tc>
+          <w:tcPr/>
+          <w:p>
+            <w:pPr>
+              <w:pStyle w:val="Compact"/>
+            </w:pPr>
+            <w:r>
+              <w:t xml:space="preserve">Beschreibung</w:t>
             </w:r>
           </w:p>
         </w:tc>
       </w:tr>
       <w:tr>
         <w:tc>
-          <w:tcPr/>
-          <w:p>
-            <w:pPr>
-              <w:pStyle w:val="Compact"/>
-            </w:pPr>
-          </w:p>
-        </w:tc>
-        <w:tc>
-          <w:tcPr/>
-          <w:p>
-            <w:pPr>
-              <w:pStyle w:val="Compact"/>
-            </w:pPr>
-            <w:hyperlink ns1:id="rId71">
-              <w:r>
-                <w:rPr>
-                  <w:rStyle w:val="Hyperlink"/>
-                </w:rPr>
-                <w:t xml:space="preserve">meta:vocabulary/date_types/LastRevision</w:t>
-              </w:r>
-            </w:hyperlink>
+          <w:tcPr>
+            <w:shd w:val="clear" w:color="auto" w:fill="F2F2F2"/>
+          </w:tcPr>
+          <w:p>
+            <w:pPr>
+              <w:pStyle w:val="Compact"/>
+            </w:pPr>
+            <w:r>
+              <w:t xml:space="preserve">date_created</w:t>
+            </w:r>
+          </w:p>
+        </w:tc>
+        <w:tc>
+          <w:tcPr>
+            <w:shd w:val="clear" w:color="auto" w:fill="F2F2F2"/>
+          </w:tcPr>
+          <w:p>
+            <w:pPr>
+              <w:pStyle w:val="Compact"/>
+            </w:pPr>
+            <w:r>
+              <w:t xml:space="preserve">0..1</w:t>
+            </w:r>
+            <w:r>
+              <w:t xml:space="preserve"> </w:t>
+            </w:r>
+            <w:r>
+              <w:t xml:space="preserve"> </w:t>
+            </w:r>
+            <w:r>
+              <w:t xml:space="preserve">Date</w:t>
+            </w:r>
+          </w:p>
+        </w:tc>
+        <w:tc>
+          <w:tcPr>
+            <w:shd w:val="clear" w:color="auto" w:fill="F2F2F2"/>
+          </w:tcPr>
+          <w:p>
+            <w:pPr>
+              <w:pStyle w:val="Compact"/>
+            </w:pPr>
+            <w:r>
+              <w:t xml:space="preserve">Das Datum, an dem eine Entität erstellt wurde.</w:t>
+            </w:r>
+          </w:p>
+        </w:tc>
+      </w:tr>
+      <w:tr>
+        <w:tc>
+          <w:tcPr/>
+          <w:p>
+            <w:pPr>
+              <w:pStyle w:val="Compact"/>
+            </w:pPr>
+            <w:r>
+              <w:t xml:space="preserve">datetime_created</w:t>
+            </w:r>
+          </w:p>
+        </w:tc>
+        <w:tc>
+          <w:tcPr/>
+          <w:p>
+            <w:pPr>
+              <w:pStyle w:val="Compact"/>
+            </w:pPr>
+            <w:r>
+              <w:t xml:space="preserve">0..1</w:t>
+            </w:r>
+            <w:r>
+              <w:t xml:space="preserve"> </w:t>
+            </w:r>
+            <w:r>
+              <w:t xml:space="preserve"> </w:t>
+            </w:r>
+            <w:r>
+              <w:t xml:space="preserve">Datetime</w:t>
+            </w:r>
+          </w:p>
+        </w:tc>
+        <w:tc>
+          <w:tcPr/>
+          <w:p>
+            <w:pPr>
+              <w:pStyle w:val="Compact"/>
+            </w:pPr>
+            <w:r>
+              <w:t xml:space="preserve">Das Datum und die Uhrzeit, an dem eine Entität erstellt wurde.</w:t>
+            </w:r>
+          </w:p>
+        </w:tc>
+      </w:tr>
+      <w:tr>
+        <w:tc>
+          <w:tcPr>
+            <w:shd w:val="clear" w:color="auto" w:fill="F2F2F2"/>
+          </w:tcPr>
+          <w:p>
+            <w:pPr>
+              <w:pStyle w:val="Compact"/>
+            </w:pPr>
+            <w:r>
+              <w:t xml:space="preserve">date_modified</w:t>
+            </w:r>
+          </w:p>
+        </w:tc>
+        <w:tc>
+          <w:tcPr>
+            <w:shd w:val="clear" w:color="auto" w:fill="F2F2F2"/>
+          </w:tcPr>
+          <w:p>
+            <w:pPr>
+              <w:pStyle w:val="Compact"/>
+            </w:pPr>
+            <w:r>
+              <w:t xml:space="preserve">0..1</w:t>
+            </w:r>
+            <w:r>
+              <w:t xml:space="preserve"> </w:t>
+            </w:r>
+            <w:r>
+              <w:t xml:space="preserve"> </w:t>
+            </w:r>
+            <w:r>
+              <w:t xml:space="preserve">Date</w:t>
+            </w:r>
+          </w:p>
+        </w:tc>
+        <w:tc>
+          <w:tcPr>
+            <w:shd w:val="clear" w:color="auto" w:fill="F2F2F2"/>
+          </w:tcPr>
+          <w:p>
+            <w:pPr>
+              <w:pStyle w:val="Compact"/>
+            </w:pPr>
+            <w:r>
+              <w:t xml:space="preserve">Das Datum, an dem eine Entität zuletzt geändert wurde.</w:t>
+            </w:r>
+          </w:p>
+        </w:tc>
+      </w:tr>
+      <w:tr>
+        <w:tc>
+          <w:tcPr/>
+          <w:p>
+            <w:pPr>
+              <w:pStyle w:val="Compact"/>
+            </w:pPr>
+            <w:r>
+              <w:t xml:space="preserve">datetime_modified</w:t>
+            </w:r>
+          </w:p>
+        </w:tc>
+        <w:tc>
+          <w:tcPr/>
+          <w:p>
+            <w:pPr>
+              <w:pStyle w:val="Compact"/>
+            </w:pPr>
+            <w:r>
+              <w:t xml:space="preserve">0..1</w:t>
+            </w:r>
+            <w:r>
+              <w:t xml:space="preserve"> </w:t>
+            </w:r>
+            <w:r>
+              <w:t xml:space="preserve"> </w:t>
+            </w:r>
+            <w:r>
+              <w:t xml:space="preserve">Datetime</w:t>
+            </w:r>
+          </w:p>
+        </w:tc>
+        <w:tc>
+          <w:tcPr/>
+          <w:p>
+            <w:pPr>
+              <w:pStyle w:val="Compact"/>
+            </w:pPr>
+            <w:r>
+              <w:t xml:space="preserve">Das Datum und die Uhrzeit, an dem eine Entität zuletzt geändert wurde.</w:t>
+            </w:r>
           </w:p>
         </w:tc>
       </w:tr>
     </w:tbl>
-    <w:bookmarkEnd w:id="72"/>
+    <w:bookmarkEnd w:id="73"/>
+    <w:bookmarkStart w:id="74" w:name="mixin-verwendung-1"/>
+    <w:p>
+      <w:pPr>
+        <w:pStyle w:val="berschrift4"/>
+      </w:pPr>
+      <w:r>
+        <w:t xml:space="preserve">Mixin-Verwendung</w:t>
+      </w:r>
+    </w:p>
+    <w:p>
+      <w:pPr>
+        <w:pStyle w:val="FirstParagraph"/>
+      </w:pPr>
+      <w:hyperlink w:anchor="Expression">
+        <w:r>
+          <w:rPr>
+            <w:rStyle w:val="Hyperlink"/>
+          </w:rPr>
+          <w:t xml:space="preserve">Expression</w:t>
+        </w:r>
+      </w:hyperlink>
+      <w:r>
+        <w:t xml:space="preserve">,</w:t>
+      </w:r>
+      <w:r>
+        <w:t xml:space="preserve"> </w:t>
+      </w:r>
+      <w:hyperlink w:anchor="Manifestation">
+        <w:r>
+          <w:rPr>
+            <w:rStyle w:val="Hyperlink"/>
+          </w:rPr>
+          <w:t xml:space="preserve">Manifestation</w:t>
+        </w:r>
+      </w:hyperlink>
+    </w:p>
+    <w:bookmarkEnd w:id="74"/>
     <w:p>
       <w:r>
         <w:br w:type="page"/>
@@ -5690,9 +6998,9 @@
         <w:t xml:space="preserve">for next version</w:t>
       </w:r>
     </w:p>
-    <w:bookmarkEnd w:id="73"/>
-    <w:bookmarkEnd w:id="74"/>
     <w:bookmarkEnd w:id="75"/>
+    <w:bookmarkEnd w:id="76"/>
+    <w:bookmarkEnd w:id="77"/>
     <w:sectPr>
       <w:headerReference ns1:id="rId9" w:type="even"/>
       <w:headerReference ns1:id="rId10" w:type="default"/>

--- a/ech-0292_meta/output/ech-0292_meta_de.docx
+++ b/ech-0292_meta/output/ech-0292_meta_de.docx
@@ -5148,7 +5148,7 @@
               <w:pStyle w:val="Compact"/>
             </w:pPr>
             <w:r>
-              <w:t xml:space="preserve">Das Datum, an dem eine Entität erstellt wurde.</w:t>
+              <w:t xml:space="preserve">Datum der Erstpublikation der Sprachfassung.</w:t>
             </w:r>
             <w:r>
               <w:t xml:space="preserve"> </w:t>
@@ -5215,7 +5215,7 @@
               <w:pStyle w:val="Compact"/>
             </w:pPr>
             <w:r>
-              <w:t xml:space="preserve">Das Datum und die Uhrzeit, an dem eine Entität erstellt wurde.</w:t>
+              <w:t xml:space="preserve">Datum und Uhrzeit der Erstpublikation der Sprachfassung.</w:t>
             </w:r>
             <w:r>
               <w:t xml:space="preserve"> </w:t>
@@ -5276,7 +5276,7 @@
               <w:pStyle w:val="Compact"/>
             </w:pPr>
             <w:r>
-              <w:t xml:space="preserve">Das Datum, an dem eine Entität zuletzt geändert wurde.</w:t>
+              <w:t xml:space="preserve">Datum der letzten Revision der Sprachfassung.</w:t>
             </w:r>
             <w:r>
               <w:t xml:space="preserve"> </w:t>
@@ -5343,7 +5343,7 @@
               <w:pStyle w:val="Compact"/>
             </w:pPr>
             <w:r>
-              <w:t xml:space="preserve">Das Datum und die Uhrzeit, an dem eine Entität zuletzt geändert wurde.</w:t>
+              <w:t xml:space="preserve">Datum und Uhrzeit der letzten Revision der Sprachfassung.</w:t>
             </w:r>
             <w:r>
               <w:t xml:space="preserve"> </w:t>
@@ -5987,7 +5987,7 @@
               <w:pStyle w:val="Compact"/>
             </w:pPr>
             <w:r>
-              <w:t xml:space="preserve">Das Datum, an dem eine Entität erstellt wurde.</w:t>
+              <w:t xml:space="preserve">Datum der Erstpublikation der Dateiform.</w:t>
             </w:r>
             <w:r>
               <w:t xml:space="preserve"> </w:t>
@@ -6054,7 +6054,7 @@
               <w:pStyle w:val="Compact"/>
             </w:pPr>
             <w:r>
-              <w:t xml:space="preserve">Das Datum und die Uhrzeit, an dem eine Entität erstellt wurde.</w:t>
+              <w:t xml:space="preserve">Datum und Uhrzeit der Erstpublikation der Dateiform.</w:t>
             </w:r>
             <w:r>
               <w:t xml:space="preserve"> </w:t>
@@ -6115,7 +6115,7 @@
               <w:pStyle w:val="Compact"/>
             </w:pPr>
             <w:r>
-              <w:t xml:space="preserve">Das Datum, an dem eine Entität zuletzt geändert wurde.</w:t>
+              <w:t xml:space="preserve">Datum der letzten Revision der Dateiform.</w:t>
             </w:r>
             <w:r>
               <w:t xml:space="preserve"> </w:t>
@@ -6182,7 +6182,7 @@
               <w:pStyle w:val="Compact"/>
             </w:pPr>
             <w:r>
-              <w:t xml:space="preserve">Das Datum und die Uhrzeit, an dem eine Entität zuletzt geändert wurde.</w:t>
+              <w:t xml:space="preserve">Datum und Uhrzeit der letzten Revision der Dateiform.</w:t>
             </w:r>
             <w:r>
               <w:t xml:space="preserve"> </w:t>

--- a/ech-0292_meta/output/ech-0292_meta_de.docx
+++ b/ech-0292_meta/output/ech-0292_meta_de.docx
@@ -1459,365 +1459,7 @@
     <w:bookmarkEnd w:id="27"/>
     <w:bookmarkEnd w:id="28"/>
     <w:bookmarkEnd w:id="29"/>
-    <w:bookmarkStart w:id="32" w:name="common-data-elements"/>
-    <w:p>
-      <w:pPr>
-        <w:pStyle w:val="berschrift1"/>
-      </w:pPr>
-      <w:r>
-        <w:t xml:space="preserve">Common Data Elements</w:t>
-      </w:r>
-    </w:p>
-    <w:p>
-      <w:pPr>
-        <w:pStyle w:val="FirstParagraph"/>
-      </w:pPr>
-      <w:r>
-        <w:t xml:space="preserve">One of the outputs of the eCH-0292 subgroup is a set of</w:t>
-      </w:r>
-      <w:r>
-        <w:t xml:space="preserve"> </w:t>
-      </w:r>
-      <w:r>
-        <w:rPr>
-          <w:b/>
-          <w:bCs/>
-        </w:rPr>
-        <w:t xml:space="preserve">common data elements</w:t>
-      </w:r>
-      <w:r>
-        <w:t xml:space="preserve"> </w:t>
-      </w:r>
-      <w:r>
-        <w:t xml:space="preserve">that can be used across all the standards developed by the eCH Specialist Group Political Affairs without duplication.</w:t>
-      </w:r>
-    </w:p>
-    <w:bookmarkStart w:id="30" w:name="defining-common-data-elements"/>
-    <w:p>
-      <w:pPr>
-        <w:pStyle w:val="berschrift2"/>
-      </w:pPr>
-      <w:r>
-        <w:t xml:space="preserve">Defining Common Data Elements</w:t>
-      </w:r>
-    </w:p>
-    <w:p>
-      <w:pPr>
-        <w:pStyle w:val="FirstParagraph"/>
-      </w:pPr>
-      <w:r>
-        <w:t xml:space="preserve">The common data elements are defined in the</w:t>
-      </w:r>
-      <w:r>
-        <w:t xml:space="preserve"> </w:t>
-      </w:r>
-      <w:r>
-        <w:rPr>
-          <w:rStyle w:val="VerbatimChar"/>
-        </w:rPr>
-        <w:t xml:space="preserve">schema_common.yaml</w:t>
-      </w:r>
-      <w:r>
-        <w:t xml:space="preserve"> </w:t>
-      </w:r>
-      <w:r>
-        <w:t xml:space="preserve">file. The classes and their slots defined in this file will mainly be used as</w:t>
-      </w:r>
-      <w:r>
-        <w:t xml:space="preserve"> </w:t>
-      </w:r>
-      <w:r>
-        <w:rPr>
-          <w:b/>
-          <w:bCs/>
-        </w:rPr>
-        <w:t xml:space="preserve">mixins</w:t>
-      </w:r>
-      <w:r>
-        <w:t xml:space="preserve"> </w:t>
-      </w:r>
-      <w:r>
-        <w:t xml:space="preserve">in the specific standards. With this approach, a class that declares a mixin can use all the slots defined in the mixin class without having to redefine them. This allows for a consistent definition of common data elements across all standards.</w:t>
-      </w:r>
-    </w:p>
-    <w:bookmarkEnd w:id="30"/>
-    <w:bookmarkStart w:id="31" w:name="using-common-data-elements"/>
-    <w:p>
-      <w:pPr>
-        <w:pStyle w:val="berschrift2"/>
-      </w:pPr>
-      <w:r>
-        <w:t xml:space="preserve">Using Common Data Elements</w:t>
-      </w:r>
-    </w:p>
-    <w:p>
-      <w:pPr>
-        <w:pStyle w:val="FirstParagraph"/>
-      </w:pPr>
-      <w:r>
-        <w:t xml:space="preserve">The common data elements can be used by importing the</w:t>
-      </w:r>
-      <w:r>
-        <w:t xml:space="preserve"> </w:t>
-      </w:r>
-      <w:r>
-        <w:rPr>
-          <w:rStyle w:val="VerbatimChar"/>
-        </w:rPr>
-        <w:t xml:space="preserve">schema_common.yaml</w:t>
-      </w:r>
-      <w:r>
-        <w:t xml:space="preserve"> </w:t>
-      </w:r>
-      <w:r>
-        <w:t xml:space="preserve">file into the LinkML schema of a specific standard. This happens in the</w:t>
-      </w:r>
-      <w:r>
-        <w:t xml:space="preserve"> </w:t>
-      </w:r>
-      <w:r>
-        <w:rPr>
-          <w:rStyle w:val="VerbatimChar"/>
-        </w:rPr>
-        <w:t xml:space="preserve">import</w:t>
-      </w:r>
-      <w:r>
-        <w:t xml:space="preserve"> </w:t>
-      </w:r>
-      <w:r>
-        <w:t xml:space="preserve">section of the LinkML schema:</w:t>
-      </w:r>
-    </w:p>
-    <w:p>
-      <w:pPr>
-        <w:pStyle w:val="SourceCode"/>
-      </w:pPr>
-      <w:r>
-        <w:rPr>
-          <w:rStyle w:val="FunctionTok"/>
-        </w:rPr>
-        <w:t xml:space="preserve">imports</w:t>
-      </w:r>
-      <w:r>
-        <w:rPr>
-          <w:rStyle w:val="KeywordTok"/>
-        </w:rPr>
-        <w:t xml:space="preserve">:</w:t>
-      </w:r>
-      <w:r>
-        <w:br/>
-      </w:r>
-      <w:r>
-        <w:rPr>
-          <w:rStyle w:val="AttributeTok"/>
-        </w:rPr>
-        <w:t xml:space="preserve">  </w:t>
-      </w:r>
-      <w:r>
-        <w:rPr>
-          <w:rStyle w:val="KeywordTok"/>
-        </w:rPr>
-        <w:t xml:space="preserve">-</w:t>
-      </w:r>
-      <w:r>
-        <w:rPr>
-          <w:rStyle w:val="AttributeTok"/>
-        </w:rPr>
-        <w:t xml:space="preserve"> linkml:types</w:t>
-      </w:r>
-      <w:r>
-        <w:br/>
-      </w:r>
-      <w:r>
-        <w:rPr>
-          <w:rStyle w:val="AttributeTok"/>
-        </w:rPr>
-        <w:t xml:space="preserve">  </w:t>
-      </w:r>
-      <w:r>
-        <w:rPr>
-          <w:rStyle w:val="KeywordTok"/>
-        </w:rPr>
-        <w:t xml:space="preserve">-</w:t>
-      </w:r>
-      <w:r>
-        <w:rPr>
-          <w:rStyle w:val="AttributeTok"/>
-        </w:rPr>
-        <w:t xml:space="preserve"> ../../ech-0292_meta/input/schema_common</w:t>
-      </w:r>
-    </w:p>
-    <w:p>
-      <w:pPr>
-        <w:pStyle w:val="FirstParagraph"/>
-      </w:pPr>
-      <w:r>
-        <w:t xml:space="preserve">Afterwards, all the elements defined in the</w:t>
-      </w:r>
-      <w:r>
-        <w:t xml:space="preserve"> </w:t>
-      </w:r>
-      <w:r>
-        <w:rPr>
-          <w:rStyle w:val="VerbatimChar"/>
-        </w:rPr>
-        <w:t xml:space="preserve">schema_common.yaml</w:t>
-      </w:r>
-      <w:r>
-        <w:t xml:space="preserve"> </w:t>
-      </w:r>
-      <w:r>
-        <w:t xml:space="preserve">file can be used in the specific standard:</w:t>
-      </w:r>
-    </w:p>
-    <w:p>
-      <w:pPr>
-        <w:pStyle w:val="SourceCode"/>
-      </w:pPr>
-      <w:r>
-        <w:rPr>
-          <w:rStyle w:val="FunctionTok"/>
-        </w:rPr>
-        <w:t xml:space="preserve">classes</w:t>
-      </w:r>
-      <w:r>
-        <w:rPr>
-          <w:rStyle w:val="KeywordTok"/>
-        </w:rPr>
-        <w:t xml:space="preserve">:</w:t>
-      </w:r>
-      <w:r>
-        <w:br/>
-      </w:r>
-      <w:r>
-        <w:rPr>
-          <w:rStyle w:val="AttributeTok"/>
-        </w:rPr>
-        <w:t xml:space="preserve">    </w:t>
-      </w:r>
-      <w:r>
-        <w:rPr>
-          <w:rStyle w:val="FunctionTok"/>
-        </w:rPr>
-        <w:t xml:space="preserve">Person</w:t>
-      </w:r>
-      <w:r>
-        <w:rPr>
-          <w:rStyle w:val="KeywordTok"/>
-        </w:rPr>
-        <w:t xml:space="preserve">:</w:t>
-      </w:r>
-      <w:r>
-        <w:br/>
-      </w:r>
-      <w:r>
-        <w:rPr>
-          <w:rStyle w:val="AttributeTok"/>
-        </w:rPr>
-        <w:t xml:space="preserve">        </w:t>
-      </w:r>
-      <w:r>
-        <w:rPr>
-          <w:rStyle w:val="FunctionTok"/>
-        </w:rPr>
-        <w:t xml:space="preserve">description</w:t>
-      </w:r>
-      <w:r>
-        <w:rPr>
-          <w:rStyle w:val="KeywordTok"/>
-        </w:rPr>
-        <w:t xml:space="preserve">:</w:t>
-      </w:r>
-      <w:r>
-        <w:rPr>
-          <w:rStyle w:val="AttributeTok"/>
-        </w:rPr>
-        <w:t xml:space="preserve"> A person with identifiers, names, addresses, citizenships, and occupations.</w:t>
-      </w:r>
-      <w:r>
-        <w:br/>
-      </w:r>
-      <w:r>
-        <w:rPr>
-          <w:rStyle w:val="AttributeTok"/>
-        </w:rPr>
-        <w:t xml:space="preserve">        </w:t>
-      </w:r>
-      <w:r>
-        <w:rPr>
-          <w:rStyle w:val="FunctionTok"/>
-        </w:rPr>
-        <w:t xml:space="preserve">mixins</w:t>
-      </w:r>
-      <w:r>
-        <w:rPr>
-          <w:rStyle w:val="KeywordTok"/>
-        </w:rPr>
-        <w:t xml:space="preserve">:</w:t>
-      </w:r>
-      <w:r>
-        <w:br/>
-      </w:r>
-      <w:r>
-        <w:rPr>
-          <w:rStyle w:val="AttributeTok"/>
-        </w:rPr>
-        <w:t xml:space="preserve">            </w:t>
-      </w:r>
-      <w:r>
-        <w:rPr>
-          <w:rStyle w:val="KeywordTok"/>
-        </w:rPr>
-        <w:t xml:space="preserve">-</w:t>
-      </w:r>
-      <w:r>
-        <w:rPr>
-          <w:rStyle w:val="AttributeTok"/>
-        </w:rPr>
-        <w:t xml:space="preserve"> HasIdentification</w:t>
-      </w:r>
-      <w:r>
-        <w:rPr>
-          <w:rStyle w:val="CommentTok"/>
-        </w:rPr>
-        <w:t xml:space="preserve"> #import from schema_common.yaml</w:t>
-      </w:r>
-      <w:r>
-        <w:br/>
-      </w:r>
-      <w:r>
-        <w:rPr>
-          <w:rStyle w:val="AttributeTok"/>
-        </w:rPr>
-        <w:t xml:space="preserve">            </w:t>
-      </w:r>
-      <w:r>
-        <w:rPr>
-          <w:rStyle w:val="KeywordTok"/>
-        </w:rPr>
-        <w:t xml:space="preserve">-</w:t>
-      </w:r>
-      <w:r>
-        <w:rPr>
-          <w:rStyle w:val="AttributeTok"/>
-        </w:rPr>
-        <w:t xml:space="preserve"> HasCreationModificationDates</w:t>
-      </w:r>
-      <w:r>
-        <w:rPr>
-          <w:rStyle w:val="CommentTok"/>
-        </w:rPr>
-        <w:t xml:space="preserve"> #import from schema_common.yaml</w:t>
-      </w:r>
-    </w:p>
-    <w:p>
-      <w:r>
-        <w:br w:type="page"/>
-      </w:r>
-    </w:p>
-    <w:bookmarkEnd w:id="31"/>
-    <w:bookmarkEnd w:id="32"/>
-    <w:bookmarkStart w:id="33" w:name="data-publishing"/>
+    <w:bookmarkStart w:id="30" w:name="data-publishing"/>
     <w:p>
       <w:pPr>
         <w:pStyle w:val="berschrift1"/>
@@ -2045,8 +1687,8 @@
         <w:br w:type="page"/>
       </w:r>
     </w:p>
-    <w:bookmarkEnd w:id="33"/>
-    <w:bookmarkStart w:id="34" w:name="richtext-definition"/>
+    <w:bookmarkEnd w:id="30"/>
+    <w:bookmarkStart w:id="31" w:name="richtext-definition"/>
     <w:p>
       <w:pPr>
         <w:pStyle w:val="berschrift1"/>
@@ -3107,8 +2749,8 @@
         <w:br w:type="page"/>
       </w:r>
     </w:p>
-    <w:bookmarkEnd w:id="34"/>
-    <w:bookmarkStart w:id="35" w:name="documents-as-a-last-resort-fallback"/>
+    <w:bookmarkEnd w:id="31"/>
+    <w:bookmarkStart w:id="32" w:name="documents-as-a-last-resort-fallback"/>
     <w:p>
       <w:pPr>
         <w:pStyle w:val="berschrift1"/>
@@ -3141,8 +2783,8 @@
         <w:t xml:space="preserve">This fallback supports the gradual transition from legacy documents to a fully data-modelled approach.</w:t>
       </w:r>
     </w:p>
-    <w:bookmarkEnd w:id="35"/>
-    <w:bookmarkStart w:id="77" w:name="modelling-of-the-document-structure-frbr"/>
+    <w:bookmarkEnd w:id="32"/>
+    <w:bookmarkStart w:id="74" w:name="modelling-of-the-document-structure-frbr"/>
     <w:p>
       <w:pPr>
         <w:pStyle w:val="berschrift1"/>
@@ -3175,7 +2817,7 @@
         <w:t xml:space="preserve">The model distinguishes between a Work, an Expression, and a Manifestation. The following definitions and examples are based on Wikipedia:</w:t>
       </w:r>
     </w:p>
-    <w:bookmarkStart w:id="58" w:name="work"/>
+    <w:bookmarkStart w:id="55" w:name="work"/>
     <w:p>
       <w:pPr>
         <w:pStyle w:val="berschrift2"/>
@@ -3228,7 +2870,7 @@
         <w:t xml:space="preserve">Attached to the Work is one or multiple expressions as described below.</w:t>
       </w:r>
     </w:p>
-    <w:bookmarkStart w:id="39" w:name="klasse-work"/>
+    <w:bookmarkStart w:id="36" w:name="klasse-work"/>
     <w:p>
       <w:pPr>
         <w:pStyle w:val="berschrift3"/>
@@ -3239,8 +2881,8 @@
       <w:r>
         <w:t xml:space="preserve"> </w:t>
       </w:r>
-      <w:bookmarkStart w:id="36" w:name="Work"/>
-      <w:bookmarkEnd w:id="36"/>
+      <w:bookmarkStart w:id="33" w:name="Work"/>
+      <w:bookmarkEnd w:id="33"/>
     </w:p>
     <w:p>
       <w:pPr>
@@ -3254,7 +2896,7 @@
         <w:t xml:space="preserve">FRBR Work: das abstrakte Dokument als solches, unabhängig von einer konkreten Sprachfassung oder einem Dateiformat.</w:t>
       </w:r>
     </w:p>
-    <w:bookmarkStart w:id="37" w:name="attribute"/>
+    <w:bookmarkStart w:id="34" w:name="attribute"/>
     <w:p>
       <w:pPr>
         <w:pStyle w:val="berschrift4"/>
@@ -3625,8 +3267,8 @@
         </w:tc>
       </w:tr>
     </w:tbl>
-    <w:bookmarkEnd w:id="37"/>
-    <w:bookmarkStart w:id="38" w:name="verwendungen"/>
+    <w:bookmarkEnd w:id="34"/>
+    <w:bookmarkStart w:id="35" w:name="verwendungen"/>
     <w:p>
       <w:pPr>
         <w:pStyle w:val="berschrift4"/>
@@ -3756,9 +3398,9 @@
         </w:tc>
       </w:tr>
     </w:tbl>
-    <w:bookmarkEnd w:id="38"/>
-    <w:bookmarkEnd w:id="39"/>
-    <w:bookmarkStart w:id="40" w:name="dokumentenkategorien-document_category"/>
+    <w:bookmarkEnd w:id="35"/>
+    <w:bookmarkEnd w:id="36"/>
+    <w:bookmarkStart w:id="37" w:name="dokumentenkategorien-document_category"/>
     <w:p>
       <w:pPr>
         <w:pStyle w:val="berschrift3"/>
@@ -3767,8 +3409,8 @@
         <w:t xml:space="preserve">Dokumentenkategorien (document_category)</w:t>
       </w:r>
     </w:p>
-    <w:bookmarkEnd w:id="40"/>
-    <w:bookmarkStart w:id="57" w:name="enum-documentcategoryenum"/>
+    <w:bookmarkEnd w:id="37"/>
+    <w:bookmarkStart w:id="54" w:name="enum-documentcategoryenum"/>
     <w:p>
       <w:pPr>
         <w:pStyle w:val="berschrift3"/>
@@ -3779,8 +3421,8 @@
       <w:r>
         <w:t xml:space="preserve"> </w:t>
       </w:r>
-      <w:bookmarkStart w:id="41" w:name="DocumentCategoryEnum"/>
-      <w:bookmarkEnd w:id="41"/>
+      <w:bookmarkStart w:id="38" w:name="DocumentCategoryEnum"/>
+      <w:bookmarkEnd w:id="38"/>
     </w:p>
     <w:p>
       <w:pPr>
@@ -3855,7 +3497,7 @@
       <w:r>
         <w:t xml:space="preserve"> </w:t>
       </w:r>
-      <w:hyperlink ns1:id="rId42">
+      <w:hyperlink ns1:id="rId39">
         <w:r>
           <w:rPr>
             <w:rStyle w:val="Hyperlink"/>
@@ -3864,7 +3506,7 @@
         </w:r>
       </w:hyperlink>
     </w:p>
-    <w:bookmarkStart w:id="56" w:name="zulässige-werte"/>
+    <w:bookmarkStart w:id="53" w:name="zulässige-werte"/>
     <w:p>
       <w:pPr>
         <w:pStyle w:val="berschrift4"/>
@@ -3935,7 +3577,7 @@
             <w:r>
               <w:t xml:space="preserve">meeting_planning (</w:t>
             </w:r>
-            <w:hyperlink ns1:id="rId43">
+            <w:hyperlink ns1:id="rId40">
               <w:r>
                 <w:rPr>
                   <w:rStyle w:val="Hyperlink"/>
@@ -3985,7 +3627,7 @@
             <w:r>
               <w:t xml:space="preserve">meeting_documents (</w:t>
             </w:r>
-            <w:hyperlink ns1:id="rId44">
+            <w:hyperlink ns1:id="rId41">
               <w:r>
                 <w:rPr>
                   <w:rStyle w:val="Hyperlink"/>
@@ -4033,7 +3675,7 @@
             <w:r>
               <w:t xml:space="preserve">protocol (</w:t>
             </w:r>
-            <w:hyperlink ns1:id="rId45">
+            <w:hyperlink ns1:id="rId42">
               <w:r>
                 <w:rPr>
                   <w:rStyle w:val="Hyperlink"/>
@@ -4083,7 +3725,7 @@
             <w:r>
               <w:t xml:space="preserve">voting_result (</w:t>
             </w:r>
-            <w:hyperlink ns1:id="rId46">
+            <w:hyperlink ns1:id="rId43">
               <w:r>
                 <w:rPr>
                   <w:rStyle w:val="Hyperlink"/>
@@ -4131,7 +3773,7 @@
             <w:r>
               <w:t xml:space="preserve">legislative_documents (</w:t>
             </w:r>
-            <w:hyperlink ns1:id="rId47">
+            <w:hyperlink ns1:id="rId44">
               <w:r>
                 <w:rPr>
                   <w:rStyle w:val="Hyperlink"/>
@@ -4181,7 +3823,7 @@
             <w:r>
               <w:t xml:space="preserve">consultation_documents (</w:t>
             </w:r>
-            <w:hyperlink ns1:id="rId48">
+            <w:hyperlink ns1:id="rId45">
               <w:r>
                 <w:rPr>
                   <w:rStyle w:val="Hyperlink"/>
@@ -4229,7 +3871,7 @@
             <w:r>
               <w:t xml:space="preserve">consultation_results (</w:t>
             </w:r>
-            <w:hyperlink ns1:id="rId49">
+            <w:hyperlink ns1:id="rId46">
               <w:r>
                 <w:rPr>
                   <w:rStyle w:val="Hyperlink"/>
@@ -4279,7 +3921,7 @@
             <w:r>
               <w:t xml:space="preserve">media_release (</w:t>
             </w:r>
-            <w:hyperlink ns1:id="rId50">
+            <w:hyperlink ns1:id="rId47">
               <w:r>
                 <w:rPr>
                   <w:rStyle w:val="Hyperlink"/>
@@ -4327,7 +3969,7 @@
             <w:r>
               <w:t xml:space="preserve">group_documents (</w:t>
             </w:r>
-            <w:hyperlink ns1:id="rId51">
+            <w:hyperlink ns1:id="rId48">
               <w:r>
                 <w:rPr>
                   <w:rStyle w:val="Hyperlink"/>
@@ -4377,7 +4019,7 @@
             <w:r>
               <w:t xml:space="preserve">member_directory (</w:t>
             </w:r>
-            <w:hyperlink ns1:id="rId52">
+            <w:hyperlink ns1:id="rId49">
               <w:r>
                 <w:rPr>
                   <w:rStyle w:val="Hyperlink"/>
@@ -4425,7 +4067,7 @@
             <w:r>
               <w:t xml:space="preserve">person_documents (</w:t>
             </w:r>
-            <w:hyperlink ns1:id="rId53">
+            <w:hyperlink ns1:id="rId50">
               <w:r>
                 <w:rPr>
                   <w:rStyle w:val="Hyperlink"/>
@@ -4475,7 +4117,7 @@
             <w:r>
               <w:t xml:space="preserve">interest_disclosure (</w:t>
             </w:r>
-            <w:hyperlink ns1:id="rId54">
+            <w:hyperlink ns1:id="rId51">
               <w:r>
                 <w:rPr>
                   <w:rStyle w:val="Hyperlink"/>
@@ -4523,7 +4165,7 @@
             <w:r>
               <w:t xml:space="preserve">other (</w:t>
             </w:r>
-            <w:hyperlink ns1:id="rId55">
+            <w:hyperlink ns1:id="rId52">
               <w:r>
                 <w:rPr>
                   <w:rStyle w:val="Hyperlink"/>
@@ -4579,10 +4221,10 @@
         </w:tc>
       </w:tr>
     </w:tbl>
-    <w:bookmarkEnd w:id="56"/>
-    <w:bookmarkEnd w:id="57"/>
-    <w:bookmarkEnd w:id="58"/>
-    <w:bookmarkStart w:id="63" w:name="expression"/>
+    <w:bookmarkEnd w:id="53"/>
+    <w:bookmarkEnd w:id="54"/>
+    <w:bookmarkEnd w:id="55"/>
+    <w:bookmarkStart w:id="60" w:name="expression"/>
     <w:p>
       <w:pPr>
         <w:pStyle w:val="berschrift2"/>
@@ -4636,7 +4278,7 @@
         <w:t xml:space="preserve">Attached to the Expression is one or multiple Manifestation as decribed below.</w:t>
       </w:r>
     </w:p>
-    <w:bookmarkStart w:id="62" w:name="klasse-expression"/>
+    <w:bookmarkStart w:id="59" w:name="klasse-expression"/>
     <w:p>
       <w:pPr>
         <w:pStyle w:val="berschrift3"/>
@@ -4647,8 +4289,8 @@
       <w:r>
         <w:t xml:space="preserve"> </w:t>
       </w:r>
-      <w:bookmarkStart w:id="59" w:name="Expression"/>
-      <w:bookmarkEnd w:id="59"/>
+      <w:bookmarkStart w:id="56" w:name="Expression"/>
+      <w:bookmarkEnd w:id="56"/>
     </w:p>
     <w:p>
       <w:pPr>
@@ -4662,7 +4304,7 @@
         <w:t xml:space="preserve">FRBR Expression: eine konkrete Sprachfassung eines Works.</w:t>
       </w:r>
     </w:p>
-    <w:bookmarkStart w:id="60" w:name="attribute-1"/>
+    <w:bookmarkStart w:id="57" w:name="attribute-1"/>
     <w:p>
       <w:pPr>
         <w:pStyle w:val="berschrift4"/>
@@ -5366,8 +5008,8 @@
         </w:tc>
       </w:tr>
     </w:tbl>
-    <w:bookmarkEnd w:id="60"/>
-    <w:bookmarkStart w:id="61" w:name="verwendungen-1"/>
+    <w:bookmarkEnd w:id="57"/>
+    <w:bookmarkStart w:id="58" w:name="verwendungen-1"/>
     <w:p>
       <w:pPr>
         <w:pStyle w:val="berschrift4"/>
@@ -5502,10 +5144,10 @@
         </w:tc>
       </w:tr>
     </w:tbl>
-    <w:bookmarkEnd w:id="61"/>
-    <w:bookmarkEnd w:id="62"/>
-    <w:bookmarkEnd w:id="63"/>
-    <w:bookmarkStart w:id="76" w:name="manifestation"/>
+    <w:bookmarkEnd w:id="58"/>
+    <w:bookmarkEnd w:id="59"/>
+    <w:bookmarkEnd w:id="60"/>
+    <w:bookmarkStart w:id="73" w:name="manifestation"/>
     <w:p>
       <w:pPr>
         <w:pStyle w:val="berschrift2"/>
@@ -5574,7 +5216,7 @@
         <w:t xml:space="preserve">.</w:t>
       </w:r>
     </w:p>
-    <w:bookmarkStart w:id="67" w:name="klasse-manifestation"/>
+    <w:bookmarkStart w:id="64" w:name="klasse-manifestation"/>
     <w:p>
       <w:pPr>
         <w:pStyle w:val="berschrift3"/>
@@ -5585,8 +5227,8 @@
       <w:r>
         <w:t xml:space="preserve"> </w:t>
       </w:r>
-      <w:bookmarkStart w:id="64" w:name="Manifestation"/>
-      <w:bookmarkEnd w:id="64"/>
+      <w:bookmarkStart w:id="61" w:name="Manifestation"/>
+      <w:bookmarkEnd w:id="61"/>
     </w:p>
     <w:p>
       <w:pPr>
@@ -5600,7 +5242,7 @@
         <w:t xml:space="preserve">FRBR Manifestation: eine konkrete Dateiform einer Expression, über eine URL adressierbar.</w:t>
       </w:r>
     </w:p>
-    <w:bookmarkStart w:id="65" w:name="attribute-2"/>
+    <w:bookmarkStart w:id="62" w:name="attribute-2"/>
     <w:p>
       <w:pPr>
         <w:pStyle w:val="berschrift4"/>
@@ -6205,8 +5847,8 @@
         </w:tc>
       </w:tr>
     </w:tbl>
-    <w:bookmarkEnd w:id="65"/>
-    <w:bookmarkStart w:id="66" w:name="verwendungen-2"/>
+    <w:bookmarkEnd w:id="62"/>
+    <w:bookmarkStart w:id="63" w:name="verwendungen-2"/>
     <w:p>
       <w:pPr>
         <w:pStyle w:val="berschrift4"/>
@@ -6342,9 +5984,9 @@
         </w:tc>
       </w:tr>
     </w:tbl>
-    <w:bookmarkEnd w:id="66"/>
-    <w:bookmarkEnd w:id="67"/>
-    <w:bookmarkStart w:id="71" w:name="klasse-hasidentification"/>
+    <w:bookmarkEnd w:id="63"/>
+    <w:bookmarkEnd w:id="64"/>
+    <w:bookmarkStart w:id="68" w:name="klasse-hasidentification"/>
     <w:p>
       <w:pPr>
         <w:pStyle w:val="berschrift3"/>
@@ -6355,8 +5997,8 @@
       <w:r>
         <w:t xml:space="preserve"> </w:t>
       </w:r>
-      <w:bookmarkStart w:id="68" w:name="HasIdentification"/>
-      <w:bookmarkEnd w:id="68"/>
+      <w:bookmarkStart w:id="65" w:name="HasIdentification"/>
+      <w:bookmarkEnd w:id="65"/>
     </w:p>
     <w:p>
       <w:pPr>
@@ -6399,7 +6041,7 @@
         <w:t xml:space="preserve">ist der Identifikator und daher obligatorisch.</w:t>
       </w:r>
     </w:p>
-    <w:bookmarkStart w:id="69" w:name="attribute-3"/>
+    <w:bookmarkStart w:id="66" w:name="attribute-3"/>
     <w:p>
       <w:pPr>
         <w:pStyle w:val="berschrift4"/>
@@ -6603,8 +6245,8 @@
         </w:tc>
       </w:tr>
     </w:tbl>
-    <w:bookmarkEnd w:id="69"/>
-    <w:bookmarkStart w:id="70" w:name="mixin-verwendung"/>
+    <w:bookmarkEnd w:id="66"/>
+    <w:bookmarkStart w:id="67" w:name="mixin-verwendung"/>
     <w:p>
       <w:pPr>
         <w:pStyle w:val="berschrift4"/>
@@ -6657,9 +6299,9 @@
         <w:t xml:space="preserve">, WorkContainer</w:t>
       </w:r>
     </w:p>
-    <w:bookmarkEnd w:id="70"/>
-    <w:bookmarkEnd w:id="71"/>
-    <w:bookmarkStart w:id="75" w:name="klasse-hascreationmodificationdates"/>
+    <w:bookmarkEnd w:id="67"/>
+    <w:bookmarkEnd w:id="68"/>
+    <w:bookmarkStart w:id="72" w:name="klasse-hascreationmodificationdates"/>
     <w:p>
       <w:pPr>
         <w:pStyle w:val="berschrift3"/>
@@ -6670,8 +6312,8 @@
       <w:r>
         <w:t xml:space="preserve"> </w:t>
       </w:r>
-      <w:bookmarkStart w:id="72" w:name="HasCreationModificationDates"/>
-      <w:bookmarkEnd w:id="72"/>
+      <w:bookmarkStart w:id="69" w:name="HasCreationModificationDates"/>
+      <w:bookmarkEnd w:id="69"/>
     </w:p>
     <w:p>
       <w:pPr>
@@ -6685,7 +6327,7 @@
         <w:t xml:space="preserve">Eine Mixin-Klasse, die Slots für die Modellierung von Erstellungs- und Änderungsdaten einer Entität zur Verfügung stellt.</w:t>
       </w:r>
     </w:p>
-    <w:bookmarkStart w:id="73" w:name="attribute-4"/>
+    <w:bookmarkStart w:id="70" w:name="attribute-4"/>
     <w:p>
       <w:pPr>
         <w:pStyle w:val="berschrift4"/>
@@ -6933,8 +6575,8 @@
         </w:tc>
       </w:tr>
     </w:tbl>
-    <w:bookmarkEnd w:id="73"/>
-    <w:bookmarkStart w:id="74" w:name="mixin-verwendung-1"/>
+    <w:bookmarkEnd w:id="70"/>
+    <w:bookmarkStart w:id="71" w:name="mixin-verwendung-1"/>
     <w:p>
       <w:pPr>
         <w:pStyle w:val="berschrift4"/>
@@ -6970,37 +6612,37 @@
         </w:r>
       </w:hyperlink>
     </w:p>
+    <w:bookmarkEnd w:id="71"/>
+    <w:p>
+      <w:r>
+        <w:br w:type="page"/>
+      </w:r>
+    </w:p>
+    <w:p>
+      <w:pPr>
+        <w:pStyle w:val="Textkrper"/>
+      </w:pPr>
+      <w:r>
+        <w:t xml:space="preserve">list of topics/categories for affairs that can be mapped to any organization’s list</w:t>
+      </w:r>
+      <w:r>
+        <w:t xml:space="preserve"> </w:t>
+      </w:r>
+      <w:r>
+        <w:t xml:space="preserve">see: https://github.com/swiss/political-affairs-ech-group/blob/main/ech-0297_consultations/misc/2026-06-19-session.md</w:t>
+      </w:r>
+    </w:p>
+    <w:p>
+      <w:pPr>
+        <w:pStyle w:val="Textkrper"/>
+      </w:pPr>
+      <w:r>
+        <w:t xml:space="preserve">for next version</w:t>
+      </w:r>
+    </w:p>
+    <w:bookmarkEnd w:id="72"/>
+    <w:bookmarkEnd w:id="73"/>
     <w:bookmarkEnd w:id="74"/>
-    <w:p>
-      <w:r>
-        <w:br w:type="page"/>
-      </w:r>
-    </w:p>
-    <w:p>
-      <w:pPr>
-        <w:pStyle w:val="Textkrper"/>
-      </w:pPr>
-      <w:r>
-        <w:t xml:space="preserve">list of topics/categories for affairs that can be mapped to any organization’s list</w:t>
-      </w:r>
-      <w:r>
-        <w:t xml:space="preserve"> </w:t>
-      </w:r>
-      <w:r>
-        <w:t xml:space="preserve">see: https://github.com/swiss/political-affairs-ech-group/blob/main/ech-0297_consultations/misc/2026-06-19-session.md</w:t>
-      </w:r>
-    </w:p>
-    <w:p>
-      <w:pPr>
-        <w:pStyle w:val="Textkrper"/>
-      </w:pPr>
-      <w:r>
-        <w:t xml:space="preserve">for next version</w:t>
-      </w:r>
-    </w:p>
-    <w:bookmarkEnd w:id="75"/>
-    <w:bookmarkEnd w:id="76"/>
-    <w:bookmarkEnd w:id="77"/>
     <w:sectPr>
       <w:headerReference ns1:id="rId9" w:type="even"/>
       <w:headerReference ns1:id="rId10" w:type="default"/>

--- a/ech-0292_meta/output/ech-0292_meta_de.docx
+++ b/ech-0292_meta/output/ech-0292_meta_de.docx
@@ -1688,7 +1688,7 @@
       </w:r>
     </w:p>
     <w:bookmarkEnd w:id="30"/>
-    <w:bookmarkStart w:id="31" w:name="richtext-definition"/>
+    <w:bookmarkStart w:id="33" w:name="richtext-definition"/>
     <w:p>
       <w:pPr>
         <w:pStyle w:val="berschrift1"/>
@@ -1699,14 +1699,57 @@
     </w:p>
     <w:p>
       <w:pPr>
-        <w:pStyle w:val="Compact"/>
-        <w:numPr>
-          <w:ilvl w:val="0"/>
-          <w:numId w:val="1003"/>
-        </w:numPr>
-      </w:pPr>
-      <w:r>
-        <w:t xml:space="preserve">Unicode</w:t>
+        <w:pStyle w:val="FirstParagraph"/>
+      </w:pPr>
+      <w:r>
+        <w:t xml:space="preserve">In einigen Anwendungsfällen im Rahmen der politschen Geschäfte werden Texte strukturiert übermittelt. In diesem Falle enthalten die Texte verschiedene Formatierungselemente welche repräsentiert werden sollen. Im Grundsatz werden Formatierungen mit HTML Elemente ausgedrückt. Es sollen aber nicht alle Möglichkeiten von HTML erlaubt werden, sondern nur solche welche grundsätzliche Formatierungen erlauben. Schriftart, -grösse und farbe sind Grundsätzlich nicht erlaubt um Inkompatibilitäten zu vermeiden.</w:t>
+      </w:r>
+    </w:p>
+    <w:p>
+      <w:pPr>
+        <w:pStyle w:val="Textkrper"/>
+      </w:pPr>
+      <w:r>
+        <w:t xml:space="preserve">Dieses Kapitel zeigt auf welche Elemente von HTML in diesen sogenannten</w:t>
+      </w:r>
+      <w:r>
+        <w:t xml:space="preserve"> </w:t>
+      </w:r>
+      <w:r>
+        <w:t xml:space="preserve">“Richtext”</w:t>
+      </w:r>
+      <w:r>
+        <w:t xml:space="preserve"> </w:t>
+      </w:r>
+      <w:r>
+        <w:t xml:space="preserve">Feldern erlaubt sind.</w:t>
+      </w:r>
+    </w:p>
+    <w:bookmarkStart w:id="31" w:name="erlaubte-codepages"/>
+    <w:p>
+      <w:pPr>
+        <w:pStyle w:val="berschrift2"/>
+      </w:pPr>
+      <w:r>
+        <w:t xml:space="preserve">Erlaubte Codepages</w:t>
+      </w:r>
+    </w:p>
+    <w:p>
+      <w:pPr>
+        <w:pStyle w:val="FirstParagraph"/>
+      </w:pPr>
+      <w:r>
+        <w:t xml:space="preserve">Im Grundsatz wird in allen Standards dieser eCH Gruppe nur Unicode erlaubt.</w:t>
+      </w:r>
+    </w:p>
+    <w:bookmarkEnd w:id="31"/>
+    <w:bookmarkStart w:id="32" w:name="auflistung-der-erlaubten-und-nicht-erlau"/>
+    <w:p>
+      <w:pPr>
+        <w:pStyle w:val="berschrift2"/>
+      </w:pPr>
+      <w:r>
+        <w:t xml:space="preserve">Auflistung der erlaubten und nicht erlau</w:t>
       </w:r>
     </w:p>
     <w:tbl>
@@ -2749,8 +2792,9 @@
         <w:br w:type="page"/>
       </w:r>
     </w:p>
-    <w:bookmarkEnd w:id="31"/>
-    <w:bookmarkStart w:id="32" w:name="documents-as-a-last-resort-fallback"/>
+    <w:bookmarkEnd w:id="32"/>
+    <w:bookmarkEnd w:id="33"/>
+    <w:bookmarkStart w:id="34" w:name="documents-as-a-last-resort-fallback"/>
     <w:p>
       <w:pPr>
         <w:pStyle w:val="berschrift1"/>
@@ -2783,8 +2827,8 @@
         <w:t xml:space="preserve">This fallback supports the gradual transition from legacy documents to a fully data-modelled approach.</w:t>
       </w:r>
     </w:p>
-    <w:bookmarkEnd w:id="32"/>
-    <w:bookmarkStart w:id="74" w:name="modelling-of-the-document-structure-frbr"/>
+    <w:bookmarkEnd w:id="34"/>
+    <w:bookmarkStart w:id="76" w:name="modelling-of-the-document-structure-frbr"/>
     <w:p>
       <w:pPr>
         <w:pStyle w:val="berschrift1"/>
@@ -2817,7 +2861,7 @@
         <w:t xml:space="preserve">The model distinguishes between a Work, an Expression, and a Manifestation. The following definitions and examples are based on Wikipedia:</w:t>
       </w:r>
     </w:p>
-    <w:bookmarkStart w:id="55" w:name="work"/>
+    <w:bookmarkStart w:id="57" w:name="work"/>
     <w:p>
       <w:pPr>
         <w:pStyle w:val="berschrift2"/>
@@ -2870,7 +2914,7 @@
         <w:t xml:space="preserve">Attached to the Work is one or multiple expressions as described below.</w:t>
       </w:r>
     </w:p>
-    <w:bookmarkStart w:id="36" w:name="klasse-work"/>
+    <w:bookmarkStart w:id="38" w:name="klasse-work"/>
     <w:p>
       <w:pPr>
         <w:pStyle w:val="berschrift3"/>
@@ -2881,8 +2925,8 @@
       <w:r>
         <w:t xml:space="preserve"> </w:t>
       </w:r>
-      <w:bookmarkStart w:id="33" w:name="Work"/>
-      <w:bookmarkEnd w:id="33"/>
+      <w:bookmarkStart w:id="35" w:name="Work"/>
+      <w:bookmarkEnd w:id="35"/>
     </w:p>
     <w:p>
       <w:pPr>
@@ -2896,7 +2940,7 @@
         <w:t xml:space="preserve">FRBR Work: das abstrakte Dokument als solches, unabhängig von einer konkreten Sprachfassung oder einem Dateiformat.</w:t>
       </w:r>
     </w:p>
-    <w:bookmarkStart w:id="34" w:name="attribute"/>
+    <w:bookmarkStart w:id="36" w:name="attribute"/>
     <w:p>
       <w:pPr>
         <w:pStyle w:val="berschrift4"/>
@@ -3267,8 +3311,8 @@
         </w:tc>
       </w:tr>
     </w:tbl>
-    <w:bookmarkEnd w:id="34"/>
-    <w:bookmarkStart w:id="35" w:name="verwendungen"/>
+    <w:bookmarkEnd w:id="36"/>
+    <w:bookmarkStart w:id="37" w:name="verwendungen"/>
     <w:p>
       <w:pPr>
         <w:pStyle w:val="berschrift4"/>
@@ -3398,9 +3442,9 @@
         </w:tc>
       </w:tr>
     </w:tbl>
-    <w:bookmarkEnd w:id="35"/>
-    <w:bookmarkEnd w:id="36"/>
-    <w:bookmarkStart w:id="37" w:name="dokumentenkategorien-document_category"/>
+    <w:bookmarkEnd w:id="37"/>
+    <w:bookmarkEnd w:id="38"/>
+    <w:bookmarkStart w:id="39" w:name="dokumentenkategorien-document_category"/>
     <w:p>
       <w:pPr>
         <w:pStyle w:val="berschrift3"/>
@@ -3409,8 +3453,8 @@
         <w:t xml:space="preserve">Dokumentenkategorien (document_category)</w:t>
       </w:r>
     </w:p>
-    <w:bookmarkEnd w:id="37"/>
-    <w:bookmarkStart w:id="54" w:name="enum-documentcategoryenum"/>
+    <w:bookmarkEnd w:id="39"/>
+    <w:bookmarkStart w:id="56" w:name="enum-documentcategoryenum"/>
     <w:p>
       <w:pPr>
         <w:pStyle w:val="berschrift3"/>
@@ -3421,8 +3465,8 @@
       <w:r>
         <w:t xml:space="preserve"> </w:t>
       </w:r>
-      <w:bookmarkStart w:id="38" w:name="DocumentCategoryEnum"/>
-      <w:bookmarkEnd w:id="38"/>
+      <w:bookmarkStart w:id="40" w:name="DocumentCategoryEnum"/>
+      <w:bookmarkEnd w:id="40"/>
     </w:p>
     <w:p>
       <w:pPr>
@@ -3497,7 +3541,7 @@
       <w:r>
         <w:t xml:space="preserve"> </w:t>
       </w:r>
-      <w:hyperlink ns1:id="rId39">
+      <w:hyperlink ns1:id="rId41">
         <w:r>
           <w:rPr>
             <w:rStyle w:val="Hyperlink"/>
@@ -3506,7 +3550,7 @@
         </w:r>
       </w:hyperlink>
     </w:p>
-    <w:bookmarkStart w:id="53" w:name="zulässige-werte"/>
+    <w:bookmarkStart w:id="55" w:name="zulässige-werte"/>
     <w:p>
       <w:pPr>
         <w:pStyle w:val="berschrift4"/>
@@ -3577,7 +3621,7 @@
             <w:r>
               <w:t xml:space="preserve">meeting_planning (</w:t>
             </w:r>
-            <w:hyperlink ns1:id="rId40">
+            <w:hyperlink ns1:id="rId42">
               <w:r>
                 <w:rPr>
                   <w:rStyle w:val="Hyperlink"/>
@@ -3627,7 +3671,7 @@
             <w:r>
               <w:t xml:space="preserve">meeting_documents (</w:t>
             </w:r>
-            <w:hyperlink ns1:id="rId41">
+            <w:hyperlink ns1:id="rId43">
               <w:r>
                 <w:rPr>
                   <w:rStyle w:val="Hyperlink"/>
@@ -3675,7 +3719,7 @@
             <w:r>
               <w:t xml:space="preserve">protocol (</w:t>
             </w:r>
-            <w:hyperlink ns1:id="rId42">
+            <w:hyperlink ns1:id="rId44">
               <w:r>
                 <w:rPr>
                   <w:rStyle w:val="Hyperlink"/>
@@ -3725,7 +3769,7 @@
             <w:r>
               <w:t xml:space="preserve">voting_result (</w:t>
             </w:r>
-            <w:hyperlink ns1:id="rId43">
+            <w:hyperlink ns1:id="rId45">
               <w:r>
                 <w:rPr>
                   <w:rStyle w:val="Hyperlink"/>
@@ -3773,7 +3817,7 @@
             <w:r>
               <w:t xml:space="preserve">legislative_documents (</w:t>
             </w:r>
-            <w:hyperlink ns1:id="rId44">
+            <w:hyperlink ns1:id="rId46">
               <w:r>
                 <w:rPr>
                   <w:rStyle w:val="Hyperlink"/>
@@ -3823,7 +3867,7 @@
             <w:r>
               <w:t xml:space="preserve">consultation_documents (</w:t>
             </w:r>
-            <w:hyperlink ns1:id="rId45">
+            <w:hyperlink ns1:id="rId47">
               <w:r>
                 <w:rPr>
                   <w:rStyle w:val="Hyperlink"/>
@@ -3871,7 +3915,7 @@
             <w:r>
               <w:t xml:space="preserve">consultation_results (</w:t>
             </w:r>
-            <w:hyperlink ns1:id="rId46">
+            <w:hyperlink ns1:id="rId48">
               <w:r>
                 <w:rPr>
                   <w:rStyle w:val="Hyperlink"/>
@@ -3921,7 +3965,7 @@
             <w:r>
               <w:t xml:space="preserve">media_release (</w:t>
             </w:r>
-            <w:hyperlink ns1:id="rId47">
+            <w:hyperlink ns1:id="rId49">
               <w:r>
                 <w:rPr>
                   <w:rStyle w:val="Hyperlink"/>
@@ -3969,7 +4013,7 @@
             <w:r>
               <w:t xml:space="preserve">group_documents (</w:t>
             </w:r>
-            <w:hyperlink ns1:id="rId48">
+            <w:hyperlink ns1:id="rId50">
               <w:r>
                 <w:rPr>
                   <w:rStyle w:val="Hyperlink"/>
@@ -4019,7 +4063,7 @@
             <w:r>
               <w:t xml:space="preserve">member_directory (</w:t>
             </w:r>
-            <w:hyperlink ns1:id="rId49">
+            <w:hyperlink ns1:id="rId51">
               <w:r>
                 <w:rPr>
                   <w:rStyle w:val="Hyperlink"/>
@@ -4067,7 +4111,7 @@
             <w:r>
               <w:t xml:space="preserve">person_documents (</w:t>
             </w:r>
-            <w:hyperlink ns1:id="rId50">
+            <w:hyperlink ns1:id="rId52">
               <w:r>
                 <w:rPr>
                   <w:rStyle w:val="Hyperlink"/>
@@ -4117,7 +4161,7 @@
             <w:r>
               <w:t xml:space="preserve">interest_disclosure (</w:t>
             </w:r>
-            <w:hyperlink ns1:id="rId51">
+            <w:hyperlink ns1:id="rId53">
               <w:r>
                 <w:rPr>
                   <w:rStyle w:val="Hyperlink"/>
@@ -4165,7 +4209,7 @@
             <w:r>
               <w:t xml:space="preserve">other (</w:t>
             </w:r>
-            <w:hyperlink ns1:id="rId52">
+            <w:hyperlink ns1:id="rId54">
               <w:r>
                 <w:rPr>
                   <w:rStyle w:val="Hyperlink"/>
@@ -4221,10 +4265,10 @@
         </w:tc>
       </w:tr>
     </w:tbl>
-    <w:bookmarkEnd w:id="53"/>
-    <w:bookmarkEnd w:id="54"/>
     <w:bookmarkEnd w:id="55"/>
-    <w:bookmarkStart w:id="60" w:name="expression"/>
+    <w:bookmarkEnd w:id="56"/>
+    <w:bookmarkEnd w:id="57"/>
+    <w:bookmarkStart w:id="62" w:name="expression"/>
     <w:p>
       <w:pPr>
         <w:pStyle w:val="berschrift2"/>
@@ -4278,7 +4322,7 @@
         <w:t xml:space="preserve">Attached to the Expression is one or multiple Manifestation as decribed below.</w:t>
       </w:r>
     </w:p>
-    <w:bookmarkStart w:id="59" w:name="klasse-expression"/>
+    <w:bookmarkStart w:id="61" w:name="klasse-expression"/>
     <w:p>
       <w:pPr>
         <w:pStyle w:val="berschrift3"/>
@@ -4289,8 +4333,8 @@
       <w:r>
         <w:t xml:space="preserve"> </w:t>
       </w:r>
-      <w:bookmarkStart w:id="56" w:name="Expression"/>
-      <w:bookmarkEnd w:id="56"/>
+      <w:bookmarkStart w:id="58" w:name="Expression"/>
+      <w:bookmarkEnd w:id="58"/>
     </w:p>
     <w:p>
       <w:pPr>
@@ -4304,7 +4348,7 @@
         <w:t xml:space="preserve">FRBR Expression: eine konkrete Sprachfassung eines Works.</w:t>
       </w:r>
     </w:p>
-    <w:bookmarkStart w:id="57" w:name="attribute-1"/>
+    <w:bookmarkStart w:id="59" w:name="attribute-1"/>
     <w:p>
       <w:pPr>
         <w:pStyle w:val="berschrift4"/>
@@ -5008,8 +5052,8 @@
         </w:tc>
       </w:tr>
     </w:tbl>
-    <w:bookmarkEnd w:id="57"/>
-    <w:bookmarkStart w:id="58" w:name="verwendungen-1"/>
+    <w:bookmarkEnd w:id="59"/>
+    <w:bookmarkStart w:id="60" w:name="verwendungen-1"/>
     <w:p>
       <w:pPr>
         <w:pStyle w:val="berschrift4"/>
@@ -5144,10 +5188,10 @@
         </w:tc>
       </w:tr>
     </w:tbl>
-    <w:bookmarkEnd w:id="58"/>
-    <w:bookmarkEnd w:id="59"/>
     <w:bookmarkEnd w:id="60"/>
-    <w:bookmarkStart w:id="73" w:name="manifestation"/>
+    <w:bookmarkEnd w:id="61"/>
+    <w:bookmarkEnd w:id="62"/>
+    <w:bookmarkStart w:id="75" w:name="manifestation"/>
     <w:p>
       <w:pPr>
         <w:pStyle w:val="berschrift2"/>
@@ -5216,7 +5260,7 @@
         <w:t xml:space="preserve">.</w:t>
       </w:r>
     </w:p>
-    <w:bookmarkStart w:id="64" w:name="klasse-manifestation"/>
+    <w:bookmarkStart w:id="66" w:name="klasse-manifestation"/>
     <w:p>
       <w:pPr>
         <w:pStyle w:val="berschrift3"/>
@@ -5227,8 +5271,8 @@
       <w:r>
         <w:t xml:space="preserve"> </w:t>
       </w:r>
-      <w:bookmarkStart w:id="61" w:name="Manifestation"/>
-      <w:bookmarkEnd w:id="61"/>
+      <w:bookmarkStart w:id="63" w:name="Manifestation"/>
+      <w:bookmarkEnd w:id="63"/>
     </w:p>
     <w:p>
       <w:pPr>
@@ -5242,7 +5286,7 @@
         <w:t xml:space="preserve">FRBR Manifestation: eine konkrete Dateiform einer Expression, über eine URL adressierbar.</w:t>
       </w:r>
     </w:p>
-    <w:bookmarkStart w:id="62" w:name="attribute-2"/>
+    <w:bookmarkStart w:id="64" w:name="attribute-2"/>
     <w:p>
       <w:pPr>
         <w:pStyle w:val="berschrift4"/>
@@ -5847,8 +5891,8 @@
         </w:tc>
       </w:tr>
     </w:tbl>
-    <w:bookmarkEnd w:id="62"/>
-    <w:bookmarkStart w:id="63" w:name="verwendungen-2"/>
+    <w:bookmarkEnd w:id="64"/>
+    <w:bookmarkStart w:id="65" w:name="verwendungen-2"/>
     <w:p>
       <w:pPr>
         <w:pStyle w:val="berschrift4"/>
@@ -5984,9 +6028,9 @@
         </w:tc>
       </w:tr>
     </w:tbl>
-    <w:bookmarkEnd w:id="63"/>
-    <w:bookmarkEnd w:id="64"/>
-    <w:bookmarkStart w:id="68" w:name="klasse-hasidentification"/>
+    <w:bookmarkEnd w:id="65"/>
+    <w:bookmarkEnd w:id="66"/>
+    <w:bookmarkStart w:id="70" w:name="klasse-hasidentification"/>
     <w:p>
       <w:pPr>
         <w:pStyle w:val="berschrift3"/>
@@ -5997,8 +6041,8 @@
       <w:r>
         <w:t xml:space="preserve"> </w:t>
       </w:r>
-      <w:bookmarkStart w:id="65" w:name="HasIdentification"/>
-      <w:bookmarkEnd w:id="65"/>
+      <w:bookmarkStart w:id="67" w:name="HasIdentification"/>
+      <w:bookmarkEnd w:id="67"/>
     </w:p>
     <w:p>
       <w:pPr>
@@ -6041,7 +6085,7 @@
         <w:t xml:space="preserve">ist der Identifikator und daher obligatorisch.</w:t>
       </w:r>
     </w:p>
-    <w:bookmarkStart w:id="66" w:name="attribute-3"/>
+    <w:bookmarkStart w:id="68" w:name="attribute-3"/>
     <w:p>
       <w:pPr>
         <w:pStyle w:val="berschrift4"/>
@@ -6245,8 +6289,8 @@
         </w:tc>
       </w:tr>
     </w:tbl>
-    <w:bookmarkEnd w:id="66"/>
-    <w:bookmarkStart w:id="67" w:name="mixin-verwendung"/>
+    <w:bookmarkEnd w:id="68"/>
+    <w:bookmarkStart w:id="69" w:name="mixin-verwendung"/>
     <w:p>
       <w:pPr>
         <w:pStyle w:val="berschrift4"/>
@@ -6299,9 +6343,9 @@
         <w:t xml:space="preserve">, WorkContainer</w:t>
       </w:r>
     </w:p>
-    <w:bookmarkEnd w:id="67"/>
-    <w:bookmarkEnd w:id="68"/>
-    <w:bookmarkStart w:id="72" w:name="klasse-hascreationmodificationdates"/>
+    <w:bookmarkEnd w:id="69"/>
+    <w:bookmarkEnd w:id="70"/>
+    <w:bookmarkStart w:id="74" w:name="klasse-hascreationmodificationdates"/>
     <w:p>
       <w:pPr>
         <w:pStyle w:val="berschrift3"/>
@@ -6312,8 +6356,8 @@
       <w:r>
         <w:t xml:space="preserve"> </w:t>
       </w:r>
-      <w:bookmarkStart w:id="69" w:name="HasCreationModificationDates"/>
-      <w:bookmarkEnd w:id="69"/>
+      <w:bookmarkStart w:id="71" w:name="HasCreationModificationDates"/>
+      <w:bookmarkEnd w:id="71"/>
     </w:p>
     <w:p>
       <w:pPr>
@@ -6327,7 +6371,7 @@
         <w:t xml:space="preserve">Eine Mixin-Klasse, die Slots für die Modellierung von Erstellungs- und Änderungsdaten einer Entität zur Verfügung stellt.</w:t>
       </w:r>
     </w:p>
-    <w:bookmarkStart w:id="70" w:name="attribute-4"/>
+    <w:bookmarkStart w:id="72" w:name="attribute-4"/>
     <w:p>
       <w:pPr>
         <w:pStyle w:val="berschrift4"/>
@@ -6575,8 +6619,8 @@
         </w:tc>
       </w:tr>
     </w:tbl>
-    <w:bookmarkEnd w:id="70"/>
-    <w:bookmarkStart w:id="71" w:name="mixin-verwendung-1"/>
+    <w:bookmarkEnd w:id="72"/>
+    <w:bookmarkStart w:id="73" w:name="mixin-verwendung-1"/>
     <w:p>
       <w:pPr>
         <w:pStyle w:val="berschrift4"/>
@@ -6612,7 +6656,7 @@
         </w:r>
       </w:hyperlink>
     </w:p>
-    <w:bookmarkEnd w:id="71"/>
+    <w:bookmarkEnd w:id="73"/>
     <w:p>
       <w:r>
         <w:br w:type="page"/>
@@ -6640,9 +6684,9 @@
         <w:t xml:space="preserve">for next version</w:t>
       </w:r>
     </w:p>
-    <w:bookmarkEnd w:id="72"/>
-    <w:bookmarkEnd w:id="73"/>
     <w:bookmarkEnd w:id="74"/>
+    <w:bookmarkEnd w:id="75"/>
+    <w:bookmarkEnd w:id="76"/>
     <w:sectPr>
       <w:headerReference ns1:id="rId9" w:type="even"/>
       <w:headerReference ns1:id="rId10" w:type="default"/>
@@ -7923,9 +7967,6 @@
     <w:abstractNumId w:val="991"/>
   </w:num>
   <w:num w:numId="1002">
-    <w:abstractNumId w:val="991"/>
-  </w:num>
-  <w:num w:numId="1003">
     <w:abstractNumId w:val="991"/>
   </w:num>
 </w:numbering>

--- a/ech-0292_meta/output/ech-0292_meta_de.docx
+++ b/ech-0292_meta/output/ech-0292_meta_de.docx
@@ -2828,7 +2828,7 @@
       </w:r>
     </w:p>
     <w:bookmarkEnd w:id="34"/>
-    <w:bookmarkStart w:id="76" w:name="modelling-of-the-document-structure-frbr"/>
+    <w:bookmarkStart w:id="68" w:name="modelling-of-the-document-structure-frbr"/>
     <w:p>
       <w:pPr>
         <w:pStyle w:val="berschrift1"/>
@@ -3050,19 +3050,8 @@
               <w:t xml:space="preserve"> </w:t>
             </w:r>
             <w:r>
-              <w:t xml:space="preserve">Vererbung:</w:t>
-            </w:r>
-            <w:r>
-              <w:t xml:space="preserve"> </w:t>
-            </w:r>
-            <w:hyperlink w:anchor="HasIdentification">
-              <w:r>
-                <w:rPr>
-                  <w:rStyle w:val="Hyperlink"/>
-                </w:rPr>
-                <w:t xml:space="preserve">HasIdentification</w:t>
-              </w:r>
-            </w:hyperlink>
+              <w:t xml:space="preserve">Vererbung: HasIdentification</w:t>
+            </w:r>
           </w:p>
         </w:tc>
       </w:tr>
@@ -3111,19 +3100,8 @@
               <w:t xml:space="preserve"> </w:t>
             </w:r>
             <w:r>
-              <w:t xml:space="preserve">Vererbung:</w:t>
-            </w:r>
-            <w:r>
-              <w:t xml:space="preserve"> </w:t>
-            </w:r>
-            <w:hyperlink w:anchor="HasIdentification">
-              <w:r>
-                <w:rPr>
-                  <w:rStyle w:val="Hyperlink"/>
-                </w:rPr>
-                <w:t xml:space="preserve">HasIdentification</w:t>
-              </w:r>
-            </w:hyperlink>
+              <w:t xml:space="preserve">Vererbung: HasIdentification</w:t>
+            </w:r>
           </w:p>
         </w:tc>
       </w:tr>
@@ -3178,19 +3156,8 @@
               <w:t xml:space="preserve"> </w:t>
             </w:r>
             <w:r>
-              <w:t xml:space="preserve">Vererbung:</w:t>
-            </w:r>
-            <w:r>
-              <w:t xml:space="preserve"> </w:t>
-            </w:r>
-            <w:hyperlink w:anchor="HasIdentification">
-              <w:r>
-                <w:rPr>
-                  <w:rStyle w:val="Hyperlink"/>
-                </w:rPr>
-                <w:t xml:space="preserve">HasIdentification</w:t>
-              </w:r>
-            </w:hyperlink>
+              <w:t xml:space="preserve">Vererbung: HasIdentification</w:t>
+            </w:r>
           </w:p>
         </w:tc>
       </w:tr>
@@ -4458,19 +4425,8 @@
               <w:t xml:space="preserve"> </w:t>
             </w:r>
             <w:r>
-              <w:t xml:space="preserve">Vererbung:</w:t>
-            </w:r>
-            <w:r>
-              <w:t xml:space="preserve"> </w:t>
-            </w:r>
-            <w:hyperlink w:anchor="HasIdentification">
-              <w:r>
-                <w:rPr>
-                  <w:rStyle w:val="Hyperlink"/>
-                </w:rPr>
-                <w:t xml:space="preserve">HasIdentification</w:t>
-              </w:r>
-            </w:hyperlink>
+              <w:t xml:space="preserve">Vererbung: HasIdentification</w:t>
+            </w:r>
           </w:p>
         </w:tc>
       </w:tr>
@@ -4519,19 +4475,8 @@
               <w:t xml:space="preserve"> </w:t>
             </w:r>
             <w:r>
-              <w:t xml:space="preserve">Vererbung:</w:t>
-            </w:r>
-            <w:r>
-              <w:t xml:space="preserve"> </w:t>
-            </w:r>
-            <w:hyperlink w:anchor="HasIdentification">
-              <w:r>
-                <w:rPr>
-                  <w:rStyle w:val="Hyperlink"/>
-                </w:rPr>
-                <w:t xml:space="preserve">HasIdentification</w:t>
-              </w:r>
-            </w:hyperlink>
+              <w:t xml:space="preserve">Vererbung: HasIdentification</w:t>
+            </w:r>
           </w:p>
         </w:tc>
       </w:tr>
@@ -4586,19 +4531,8 @@
               <w:t xml:space="preserve"> </w:t>
             </w:r>
             <w:r>
-              <w:t xml:space="preserve">Vererbung:</w:t>
-            </w:r>
-            <w:r>
-              <w:t xml:space="preserve"> </w:t>
-            </w:r>
-            <w:hyperlink w:anchor="HasIdentification">
-              <w:r>
-                <w:rPr>
-                  <w:rStyle w:val="Hyperlink"/>
-                </w:rPr>
-                <w:t xml:space="preserve">HasIdentification</w:t>
-              </w:r>
-            </w:hyperlink>
+              <w:t xml:space="preserve">Vererbung: HasIdentification</w:t>
+            </w:r>
           </w:p>
         </w:tc>
       </w:tr>
@@ -4840,19 +4774,8 @@
               <w:t xml:space="preserve"> </w:t>
             </w:r>
             <w:r>
-              <w:t xml:space="preserve">Vererbung:</w:t>
-            </w:r>
-            <w:r>
-              <w:t xml:space="preserve"> </w:t>
-            </w:r>
-            <w:hyperlink w:anchor="HasCreationModificationDates">
-              <w:r>
-                <w:rPr>
-                  <w:rStyle w:val="Hyperlink"/>
-                </w:rPr>
-                <w:t xml:space="preserve">HasCreationModificationDates</w:t>
-              </w:r>
-            </w:hyperlink>
+              <w:t xml:space="preserve">Vererbung: HasCreationModificationDates</w:t>
+            </w:r>
           </w:p>
         </w:tc>
       </w:tr>
@@ -4907,19 +4830,8 @@
               <w:t xml:space="preserve"> </w:t>
             </w:r>
             <w:r>
-              <w:t xml:space="preserve">Vererbung:</w:t>
-            </w:r>
-            <w:r>
-              <w:t xml:space="preserve"> </w:t>
-            </w:r>
-            <w:hyperlink w:anchor="HasCreationModificationDates">
-              <w:r>
-                <w:rPr>
-                  <w:rStyle w:val="Hyperlink"/>
-                </w:rPr>
-                <w:t xml:space="preserve">HasCreationModificationDates</w:t>
-              </w:r>
-            </w:hyperlink>
+              <w:t xml:space="preserve">Vererbung: HasCreationModificationDates</w:t>
+            </w:r>
           </w:p>
         </w:tc>
       </w:tr>
@@ -4968,19 +4880,8 @@
               <w:t xml:space="preserve"> </w:t>
             </w:r>
             <w:r>
-              <w:t xml:space="preserve">Vererbung:</w:t>
-            </w:r>
-            <w:r>
-              <w:t xml:space="preserve"> </w:t>
-            </w:r>
-            <w:hyperlink w:anchor="HasCreationModificationDates">
-              <w:r>
-                <w:rPr>
-                  <w:rStyle w:val="Hyperlink"/>
-                </w:rPr>
-                <w:t xml:space="preserve">HasCreationModificationDates</w:t>
-              </w:r>
-            </w:hyperlink>
+              <w:t xml:space="preserve">Vererbung: HasCreationModificationDates</w:t>
+            </w:r>
           </w:p>
         </w:tc>
       </w:tr>
@@ -5035,19 +4936,8 @@
               <w:t xml:space="preserve"> </w:t>
             </w:r>
             <w:r>
-              <w:t xml:space="preserve">Vererbung:</w:t>
-            </w:r>
-            <w:r>
-              <w:t xml:space="preserve"> </w:t>
-            </w:r>
-            <w:hyperlink w:anchor="HasCreationModificationDates">
-              <w:r>
-                <w:rPr>
-                  <w:rStyle w:val="Hyperlink"/>
-                </w:rPr>
-                <w:t xml:space="preserve">HasCreationModificationDates</w:t>
-              </w:r>
-            </w:hyperlink>
+              <w:t xml:space="preserve">Vererbung: HasCreationModificationDates</w:t>
+            </w:r>
           </w:p>
         </w:tc>
       </w:tr>
@@ -5191,7 +5081,7 @@
     <w:bookmarkEnd w:id="60"/>
     <w:bookmarkEnd w:id="61"/>
     <w:bookmarkEnd w:id="62"/>
-    <w:bookmarkStart w:id="75" w:name="manifestation"/>
+    <w:bookmarkStart w:id="67" w:name="manifestation"/>
     <w:p>
       <w:pPr>
         <w:pStyle w:val="berschrift2"/>
@@ -5396,19 +5286,8 @@
               <w:t xml:space="preserve"> </w:t>
             </w:r>
             <w:r>
-              <w:t xml:space="preserve">Vererbung:</w:t>
-            </w:r>
-            <w:r>
-              <w:t xml:space="preserve"> </w:t>
-            </w:r>
-            <w:hyperlink w:anchor="HasIdentification">
-              <w:r>
-                <w:rPr>
-                  <w:rStyle w:val="Hyperlink"/>
-                </w:rPr>
-                <w:t xml:space="preserve">HasIdentification</w:t>
-              </w:r>
-            </w:hyperlink>
+              <w:t xml:space="preserve">Vererbung: HasIdentification</w:t>
+            </w:r>
           </w:p>
         </w:tc>
       </w:tr>
@@ -5457,19 +5336,8 @@
               <w:t xml:space="preserve"> </w:t>
             </w:r>
             <w:r>
-              <w:t xml:space="preserve">Vererbung:</w:t>
-            </w:r>
-            <w:r>
-              <w:t xml:space="preserve"> </w:t>
-            </w:r>
-            <w:hyperlink w:anchor="HasIdentification">
-              <w:r>
-                <w:rPr>
-                  <w:rStyle w:val="Hyperlink"/>
-                </w:rPr>
-                <w:t xml:space="preserve">HasIdentification</w:t>
-              </w:r>
-            </w:hyperlink>
+              <w:t xml:space="preserve">Vererbung: HasIdentification</w:t>
+            </w:r>
           </w:p>
         </w:tc>
       </w:tr>
@@ -5524,19 +5392,8 @@
               <w:t xml:space="preserve"> </w:t>
             </w:r>
             <w:r>
-              <w:t xml:space="preserve">Vererbung:</w:t>
-            </w:r>
-            <w:r>
-              <w:t xml:space="preserve"> </w:t>
-            </w:r>
-            <w:hyperlink w:anchor="HasIdentification">
-              <w:r>
-                <w:rPr>
-                  <w:rStyle w:val="Hyperlink"/>
-                </w:rPr>
-                <w:t xml:space="preserve">HasIdentification</w:t>
-              </w:r>
-            </w:hyperlink>
+              <w:t xml:space="preserve">Vererbung: HasIdentification</w:t>
+            </w:r>
           </w:p>
         </w:tc>
       </w:tr>
@@ -5679,19 +5536,8 @@
               <w:t xml:space="preserve"> </w:t>
             </w:r>
             <w:r>
-              <w:t xml:space="preserve">Vererbung:</w:t>
-            </w:r>
-            <w:r>
-              <w:t xml:space="preserve"> </w:t>
-            </w:r>
-            <w:hyperlink w:anchor="HasCreationModificationDates">
-              <w:r>
-                <w:rPr>
-                  <w:rStyle w:val="Hyperlink"/>
-                </w:rPr>
-                <w:t xml:space="preserve">HasCreationModificationDates</w:t>
-              </w:r>
-            </w:hyperlink>
+              <w:t xml:space="preserve">Vererbung: HasCreationModificationDates</w:t>
+            </w:r>
           </w:p>
         </w:tc>
       </w:tr>
@@ -5746,19 +5592,8 @@
               <w:t xml:space="preserve"> </w:t>
             </w:r>
             <w:r>
-              <w:t xml:space="preserve">Vererbung:</w:t>
-            </w:r>
-            <w:r>
-              <w:t xml:space="preserve"> </w:t>
-            </w:r>
-            <w:hyperlink w:anchor="HasCreationModificationDates">
-              <w:r>
-                <w:rPr>
-                  <w:rStyle w:val="Hyperlink"/>
-                </w:rPr>
-                <w:t xml:space="preserve">HasCreationModificationDates</w:t>
-              </w:r>
-            </w:hyperlink>
+              <w:t xml:space="preserve">Vererbung: HasCreationModificationDates</w:t>
+            </w:r>
           </w:p>
         </w:tc>
       </w:tr>
@@ -5807,19 +5642,8 @@
               <w:t xml:space="preserve"> </w:t>
             </w:r>
             <w:r>
-              <w:t xml:space="preserve">Vererbung:</w:t>
-            </w:r>
-            <w:r>
-              <w:t xml:space="preserve"> </w:t>
-            </w:r>
-            <w:hyperlink w:anchor="HasCreationModificationDates">
-              <w:r>
-                <w:rPr>
-                  <w:rStyle w:val="Hyperlink"/>
-                </w:rPr>
-                <w:t xml:space="preserve">HasCreationModificationDates</w:t>
-              </w:r>
-            </w:hyperlink>
+              <w:t xml:space="preserve">Vererbung: HasCreationModificationDates</w:t>
+            </w:r>
           </w:p>
         </w:tc>
       </w:tr>
@@ -5874,19 +5698,8 @@
               <w:t xml:space="preserve"> </w:t>
             </w:r>
             <w:r>
-              <w:t xml:space="preserve">Vererbung:</w:t>
-            </w:r>
-            <w:r>
-              <w:t xml:space="preserve"> </w:t>
-            </w:r>
-            <w:hyperlink w:anchor="HasCreationModificationDates">
-              <w:r>
-                <w:rPr>
-                  <w:rStyle w:val="Hyperlink"/>
-                </w:rPr>
-                <w:t xml:space="preserve">HasCreationModificationDates</w:t>
-              </w:r>
-            </w:hyperlink>
+              <w:t xml:space="preserve">Vererbung: HasCreationModificationDates</w:t>
+            </w:r>
           </w:p>
         </w:tc>
       </w:tr>
@@ -6030,663 +5843,8 @@
     </w:tbl>
     <w:bookmarkEnd w:id="65"/>
     <w:bookmarkEnd w:id="66"/>
-    <w:bookmarkStart w:id="70" w:name="klasse-hasidentification"/>
-    <w:p>
-      <w:pPr>
-        <w:pStyle w:val="berschrift3"/>
-      </w:pPr>
-      <w:r>
-        <w:t xml:space="preserve">Klasse: HasIdentification</w:t>
-      </w:r>
-      <w:r>
-        <w:t xml:space="preserve"> </w:t>
-      </w:r>
-      <w:bookmarkStart w:id="67" w:name="HasIdentification"/>
-      <w:bookmarkEnd w:id="67"/>
-    </w:p>
-    <w:p>
-      <w:pPr>
-        <w:pStyle w:val="FirstParagraph"/>
-      </w:pPr>
-      <w:r>
-        <w:rPr>
-          <w:i/>
-          <w:iCs/>
-        </w:rPr>
-        <w:t xml:space="preserve">Eine Mixin-Klasse, die Slots für die Identifikation einer Entität zur Verfügung stellt. Sie wird für Entitäten verwendet, die aus sich heraus identifiziert sind; deren</w:t>
-      </w:r>
-      <w:r>
-        <w:rPr>
-          <w:i/>
-          <w:iCs/>
-        </w:rPr>
-        <w:t xml:space="preserve"> </w:t>
-      </w:r>
-      <w:r>
-        <w:rPr>
-          <w:rStyle w:val="VerbatimChar"/>
-          <w:i/>
-          <w:iCs/>
-        </w:rPr>
-        <w:t xml:space="preserve">global_uri</w:t>
-      </w:r>
-      <w:r>
-        <w:rPr>
-          <w:i/>
-          <w:iCs/>
-        </w:rPr>
-        <w:t xml:space="preserve"> </w:t>
-      </w:r>
-      <w:r>
-        <w:rPr>
-          <w:i/>
-          <w:iCs/>
-        </w:rPr>
-        <w:t xml:space="preserve">ist der Identifikator und daher obligatorisch.</w:t>
-      </w:r>
-    </w:p>
-    <w:bookmarkStart w:id="68" w:name="attribute-3"/>
-    <w:p>
-      <w:pPr>
-        <w:pStyle w:val="berschrift4"/>
-      </w:pPr>
-      <w:r>
-        <w:t xml:space="preserve">Attribute</w:t>
-      </w:r>
-    </w:p>
-    <w:tbl>
-      <w:tblPr>
-        <w:tblStyle w:val="Table"/>
-        <w:tblW w:type="pct" w:w="5000"/>
-        <w:tblLayout w:type="fixed"/>
-        <w:tblLook w:firstRow="1" w:lastRow="0" w:firstColumn="0" w:lastColumn="0" w:noHBand="0" w:noVBand="0" w:val="0020"/>
-      </w:tblPr>
-      <w:tblGrid>
-        <w:gridCol w:w="1900"/>
-        <w:gridCol w:w="1742"/>
-        <w:gridCol w:w="4276"/>
-      </w:tblGrid>
-      <w:tr>
-        <w:trPr>
-          <w:tblHeader w:val="on"/>
-        </w:trPr>
-        <w:tc>
-          <w:tcPr/>
-          <w:p>
-            <w:pPr>
-              <w:pStyle w:val="Compact"/>
-            </w:pPr>
-            <w:r>
-              <w:t xml:space="preserve">Name</w:t>
-            </w:r>
-          </w:p>
-        </w:tc>
-        <w:tc>
-          <w:tcPr/>
-          <w:p>
-            <w:pPr>
-              <w:pStyle w:val="Compact"/>
-            </w:pPr>
-            <w:r>
-              <w:t xml:space="preserve">Kardinalität und Wertebereich</w:t>
-            </w:r>
-          </w:p>
-        </w:tc>
-        <w:tc>
-          <w:tcPr/>
-          <w:p>
-            <w:pPr>
-              <w:pStyle w:val="Compact"/>
-            </w:pPr>
-            <w:r>
-              <w:t xml:space="preserve">Beschreibung</w:t>
-            </w:r>
-          </w:p>
-        </w:tc>
-      </w:tr>
-      <w:tr>
-        <w:tc>
-          <w:tcPr>
-            <w:shd w:val="clear" w:color="auto" w:fill="F2F2F2"/>
-          </w:tcPr>
-          <w:p>
-            <w:pPr>
-              <w:pStyle w:val="Compact"/>
-            </w:pPr>
-            <w:r>
-              <w:t xml:space="preserve">local_id</w:t>
-            </w:r>
-          </w:p>
-        </w:tc>
-        <w:tc>
-          <w:tcPr>
-            <w:shd w:val="clear" w:color="auto" w:fill="F2F2F2"/>
-          </w:tcPr>
-          <w:p>
-            <w:pPr>
-              <w:pStyle w:val="Compact"/>
-            </w:pPr>
-            <w:r>
-              <w:t xml:space="preserve">0..1</w:t>
-            </w:r>
-            <w:r>
-              <w:t xml:space="preserve"> </w:t>
-            </w:r>
-            <w:r>
-              <w:t xml:space="preserve"> </w:t>
-            </w:r>
-            <w:r>
-              <w:t xml:space="preserve">String</w:t>
-            </w:r>
-          </w:p>
-        </w:tc>
-        <w:tc>
-          <w:tcPr>
-            <w:shd w:val="clear" w:color="auto" w:fill="F2F2F2"/>
-          </w:tcPr>
-          <w:p>
-            <w:pPr>
-              <w:pStyle w:val="Compact"/>
-            </w:pPr>
-            <w:r>
-              <w:t xml:space="preserve">Lokaler Identifikator. Bspw. eine UUID aus dem Ratsinformationssystem.</w:t>
-            </w:r>
-          </w:p>
-        </w:tc>
-      </w:tr>
-      <w:tr>
-        <w:tc>
-          <w:tcPr/>
-          <w:p>
-            <w:pPr>
-              <w:pStyle w:val="Compact"/>
-            </w:pPr>
-            <w:r>
-              <w:t xml:space="preserve">global_uri</w:t>
-            </w:r>
-          </w:p>
-        </w:tc>
-        <w:tc>
-          <w:tcPr/>
-          <w:p>
-            <w:pPr>
-              <w:pStyle w:val="Compact"/>
-            </w:pPr>
-            <w:r>
-              <w:t xml:space="preserve">1</w:t>
-            </w:r>
-            <w:r>
-              <w:t xml:space="preserve"> </w:t>
-            </w:r>
-            <w:r>
-              <w:t xml:space="preserve"> </w:t>
-            </w:r>
-            <w:r>
-              <w:t xml:space="preserve">Uriorcurie</w:t>
-            </w:r>
-          </w:p>
-        </w:tc>
-        <w:tc>
-          <w:tcPr/>
-          <w:p>
-            <w:pPr>
-              <w:pStyle w:val="Compact"/>
-            </w:pPr>
-            <w:r>
-              <w:t xml:space="preserve">Eine eindeutige, global gültige URI für die Entität.</w:t>
-            </w:r>
-          </w:p>
-        </w:tc>
-      </w:tr>
-      <w:tr>
-        <w:tc>
-          <w:tcPr>
-            <w:shd w:val="clear" w:color="auto" w:fill="F2F2F2"/>
-          </w:tcPr>
-          <w:p>
-            <w:pPr>
-              <w:pStyle w:val="Compact"/>
-            </w:pPr>
-            <w:r>
-              <w:t xml:space="preserve">wikidata_uri</w:t>
-            </w:r>
-          </w:p>
-        </w:tc>
-        <w:tc>
-          <w:tcPr>
-            <w:shd w:val="clear" w:color="auto" w:fill="F2F2F2"/>
-          </w:tcPr>
-          <w:p>
-            <w:pPr>
-              <w:pStyle w:val="Compact"/>
-            </w:pPr>
-            <w:r>
-              <w:t xml:space="preserve">0..1</w:t>
-            </w:r>
-            <w:r>
-              <w:t xml:space="preserve"> </w:t>
-            </w:r>
-            <w:r>
-              <w:t xml:space="preserve"> </w:t>
-            </w:r>
-            <w:r>
-              <w:t xml:space="preserve">Uriorcurie</w:t>
-            </w:r>
-          </w:p>
-        </w:tc>
-        <w:tc>
-          <w:tcPr>
-            <w:shd w:val="clear" w:color="auto" w:fill="F2F2F2"/>
-          </w:tcPr>
-          <w:p>
-            <w:pPr>
-              <w:pStyle w:val="Compact"/>
-            </w:pPr>
-            <w:r>
-              <w:t xml:space="preserve">Eine URI, die auf eine Wikidata-Entität verweist, z.B. http://www.wikidata.org/entity/Q813067 für Beat Jans.</w:t>
-            </w:r>
-          </w:p>
-        </w:tc>
-      </w:tr>
-    </w:tbl>
+    <w:bookmarkEnd w:id="67"/>
     <w:bookmarkEnd w:id="68"/>
-    <w:bookmarkStart w:id="69" w:name="mixin-verwendung"/>
-    <w:p>
-      <w:pPr>
-        <w:pStyle w:val="berschrift4"/>
-      </w:pPr>
-      <w:r>
-        <w:t xml:space="preserve">Mixin-Verwendung</w:t>
-      </w:r>
-    </w:p>
-    <w:p>
-      <w:pPr>
-        <w:pStyle w:val="FirstParagraph"/>
-      </w:pPr>
-      <w:hyperlink w:anchor="Work">
-        <w:r>
-          <w:rPr>
-            <w:rStyle w:val="Hyperlink"/>
-          </w:rPr>
-          <w:t xml:space="preserve">Work</w:t>
-        </w:r>
-      </w:hyperlink>
-      <w:r>
-        <w:t xml:space="preserve">,</w:t>
-      </w:r>
-      <w:r>
-        <w:t xml:space="preserve"> </w:t>
-      </w:r>
-      <w:hyperlink w:anchor="Expression">
-        <w:r>
-          <w:rPr>
-            <w:rStyle w:val="Hyperlink"/>
-          </w:rPr>
-          <w:t xml:space="preserve">Expression</w:t>
-        </w:r>
-      </w:hyperlink>
-      <w:r>
-        <w:t xml:space="preserve">,</w:t>
-      </w:r>
-      <w:r>
-        <w:t xml:space="preserve"> </w:t>
-      </w:r>
-      <w:hyperlink w:anchor="Manifestation">
-        <w:r>
-          <w:rPr>
-            <w:rStyle w:val="Hyperlink"/>
-          </w:rPr>
-          <w:t xml:space="preserve">Manifestation</w:t>
-        </w:r>
-      </w:hyperlink>
-      <w:r>
-        <w:t xml:space="preserve">, WorkContainer</w:t>
-      </w:r>
-    </w:p>
-    <w:bookmarkEnd w:id="69"/>
-    <w:bookmarkEnd w:id="70"/>
-    <w:bookmarkStart w:id="74" w:name="klasse-hascreationmodificationdates"/>
-    <w:p>
-      <w:pPr>
-        <w:pStyle w:val="berschrift3"/>
-      </w:pPr>
-      <w:r>
-        <w:t xml:space="preserve">Klasse: HasCreationModificationDates</w:t>
-      </w:r>
-      <w:r>
-        <w:t xml:space="preserve"> </w:t>
-      </w:r>
-      <w:bookmarkStart w:id="71" w:name="HasCreationModificationDates"/>
-      <w:bookmarkEnd w:id="71"/>
-    </w:p>
-    <w:p>
-      <w:pPr>
-        <w:pStyle w:val="FirstParagraph"/>
-      </w:pPr>
-      <w:r>
-        <w:rPr>
-          <w:i/>
-          <w:iCs/>
-        </w:rPr>
-        <w:t xml:space="preserve">Eine Mixin-Klasse, die Slots für die Modellierung von Erstellungs- und Änderungsdaten einer Entität zur Verfügung stellt.</w:t>
-      </w:r>
-    </w:p>
-    <w:bookmarkStart w:id="72" w:name="attribute-4"/>
-    <w:p>
-      <w:pPr>
-        <w:pStyle w:val="berschrift4"/>
-      </w:pPr>
-      <w:r>
-        <w:t xml:space="preserve">Attribute</w:t>
-      </w:r>
-    </w:p>
-    <w:tbl>
-      <w:tblPr>
-        <w:tblStyle w:val="Table"/>
-        <w:tblW w:type="pct" w:w="5000"/>
-        <w:tblLayout w:type="fixed"/>
-        <w:tblLook w:firstRow="1" w:lastRow="0" w:firstColumn="0" w:lastColumn="0" w:noHBand="0" w:noVBand="0" w:val="0020"/>
-      </w:tblPr>
-      <w:tblGrid>
-        <w:gridCol w:w="1900"/>
-        <w:gridCol w:w="1742"/>
-        <w:gridCol w:w="4276"/>
-      </w:tblGrid>
-      <w:tr>
-        <w:trPr>
-          <w:tblHeader w:val="on"/>
-        </w:trPr>
-        <w:tc>
-          <w:tcPr/>
-          <w:p>
-            <w:pPr>
-              <w:pStyle w:val="Compact"/>
-            </w:pPr>
-            <w:r>
-              <w:t xml:space="preserve">Name</w:t>
-            </w:r>
-          </w:p>
-        </w:tc>
-        <w:tc>
-          <w:tcPr/>
-          <w:p>
-            <w:pPr>
-              <w:pStyle w:val="Compact"/>
-            </w:pPr>
-            <w:r>
-              <w:t xml:space="preserve">Kardinalität und Wertebereich</w:t>
-            </w:r>
-          </w:p>
-        </w:tc>
-        <w:tc>
-          <w:tcPr/>
-          <w:p>
-            <w:pPr>
-              <w:pStyle w:val="Compact"/>
-            </w:pPr>
-            <w:r>
-              <w:t xml:space="preserve">Beschreibung</w:t>
-            </w:r>
-          </w:p>
-        </w:tc>
-      </w:tr>
-      <w:tr>
-        <w:tc>
-          <w:tcPr>
-            <w:shd w:val="clear" w:color="auto" w:fill="F2F2F2"/>
-          </w:tcPr>
-          <w:p>
-            <w:pPr>
-              <w:pStyle w:val="Compact"/>
-            </w:pPr>
-            <w:r>
-              <w:t xml:space="preserve">date_created</w:t>
-            </w:r>
-          </w:p>
-        </w:tc>
-        <w:tc>
-          <w:tcPr>
-            <w:shd w:val="clear" w:color="auto" w:fill="F2F2F2"/>
-          </w:tcPr>
-          <w:p>
-            <w:pPr>
-              <w:pStyle w:val="Compact"/>
-            </w:pPr>
-            <w:r>
-              <w:t xml:space="preserve">0..1</w:t>
-            </w:r>
-            <w:r>
-              <w:t xml:space="preserve"> </w:t>
-            </w:r>
-            <w:r>
-              <w:t xml:space="preserve"> </w:t>
-            </w:r>
-            <w:r>
-              <w:t xml:space="preserve">Date</w:t>
-            </w:r>
-          </w:p>
-        </w:tc>
-        <w:tc>
-          <w:tcPr>
-            <w:shd w:val="clear" w:color="auto" w:fill="F2F2F2"/>
-          </w:tcPr>
-          <w:p>
-            <w:pPr>
-              <w:pStyle w:val="Compact"/>
-            </w:pPr>
-            <w:r>
-              <w:t xml:space="preserve">Das Datum, an dem eine Entität erstellt wurde.</w:t>
-            </w:r>
-          </w:p>
-        </w:tc>
-      </w:tr>
-      <w:tr>
-        <w:tc>
-          <w:tcPr/>
-          <w:p>
-            <w:pPr>
-              <w:pStyle w:val="Compact"/>
-            </w:pPr>
-            <w:r>
-              <w:t xml:space="preserve">datetime_created</w:t>
-            </w:r>
-          </w:p>
-        </w:tc>
-        <w:tc>
-          <w:tcPr/>
-          <w:p>
-            <w:pPr>
-              <w:pStyle w:val="Compact"/>
-            </w:pPr>
-            <w:r>
-              <w:t xml:space="preserve">0..1</w:t>
-            </w:r>
-            <w:r>
-              <w:t xml:space="preserve"> </w:t>
-            </w:r>
-            <w:r>
-              <w:t xml:space="preserve"> </w:t>
-            </w:r>
-            <w:r>
-              <w:t xml:space="preserve">Datetime</w:t>
-            </w:r>
-          </w:p>
-        </w:tc>
-        <w:tc>
-          <w:tcPr/>
-          <w:p>
-            <w:pPr>
-              <w:pStyle w:val="Compact"/>
-            </w:pPr>
-            <w:r>
-              <w:t xml:space="preserve">Das Datum und die Uhrzeit, an dem eine Entität erstellt wurde.</w:t>
-            </w:r>
-          </w:p>
-        </w:tc>
-      </w:tr>
-      <w:tr>
-        <w:tc>
-          <w:tcPr>
-            <w:shd w:val="clear" w:color="auto" w:fill="F2F2F2"/>
-          </w:tcPr>
-          <w:p>
-            <w:pPr>
-              <w:pStyle w:val="Compact"/>
-            </w:pPr>
-            <w:r>
-              <w:t xml:space="preserve">date_modified</w:t>
-            </w:r>
-          </w:p>
-        </w:tc>
-        <w:tc>
-          <w:tcPr>
-            <w:shd w:val="clear" w:color="auto" w:fill="F2F2F2"/>
-          </w:tcPr>
-          <w:p>
-            <w:pPr>
-              <w:pStyle w:val="Compact"/>
-            </w:pPr>
-            <w:r>
-              <w:t xml:space="preserve">0..1</w:t>
-            </w:r>
-            <w:r>
-              <w:t xml:space="preserve"> </w:t>
-            </w:r>
-            <w:r>
-              <w:t xml:space="preserve"> </w:t>
-            </w:r>
-            <w:r>
-              <w:t xml:space="preserve">Date</w:t>
-            </w:r>
-          </w:p>
-        </w:tc>
-        <w:tc>
-          <w:tcPr>
-            <w:shd w:val="clear" w:color="auto" w:fill="F2F2F2"/>
-          </w:tcPr>
-          <w:p>
-            <w:pPr>
-              <w:pStyle w:val="Compact"/>
-            </w:pPr>
-            <w:r>
-              <w:t xml:space="preserve">Das Datum, an dem eine Entität zuletzt geändert wurde.</w:t>
-            </w:r>
-          </w:p>
-        </w:tc>
-      </w:tr>
-      <w:tr>
-        <w:tc>
-          <w:tcPr/>
-          <w:p>
-            <w:pPr>
-              <w:pStyle w:val="Compact"/>
-            </w:pPr>
-            <w:r>
-              <w:t xml:space="preserve">datetime_modified</w:t>
-            </w:r>
-          </w:p>
-        </w:tc>
-        <w:tc>
-          <w:tcPr/>
-          <w:p>
-            <w:pPr>
-              <w:pStyle w:val="Compact"/>
-            </w:pPr>
-            <w:r>
-              <w:t xml:space="preserve">0..1</w:t>
-            </w:r>
-            <w:r>
-              <w:t xml:space="preserve"> </w:t>
-            </w:r>
-            <w:r>
-              <w:t xml:space="preserve"> </w:t>
-            </w:r>
-            <w:r>
-              <w:t xml:space="preserve">Datetime</w:t>
-            </w:r>
-          </w:p>
-        </w:tc>
-        <w:tc>
-          <w:tcPr/>
-          <w:p>
-            <w:pPr>
-              <w:pStyle w:val="Compact"/>
-            </w:pPr>
-            <w:r>
-              <w:t xml:space="preserve">Das Datum und die Uhrzeit, an dem eine Entität zuletzt geändert wurde.</w:t>
-            </w:r>
-          </w:p>
-        </w:tc>
-      </w:tr>
-    </w:tbl>
-    <w:bookmarkEnd w:id="72"/>
-    <w:bookmarkStart w:id="73" w:name="mixin-verwendung-1"/>
-    <w:p>
-      <w:pPr>
-        <w:pStyle w:val="berschrift4"/>
-      </w:pPr>
-      <w:r>
-        <w:t xml:space="preserve">Mixin-Verwendung</w:t>
-      </w:r>
-    </w:p>
-    <w:p>
-      <w:pPr>
-        <w:pStyle w:val="FirstParagraph"/>
-      </w:pPr>
-      <w:hyperlink w:anchor="Expression">
-        <w:r>
-          <w:rPr>
-            <w:rStyle w:val="Hyperlink"/>
-          </w:rPr>
-          <w:t xml:space="preserve">Expression</w:t>
-        </w:r>
-      </w:hyperlink>
-      <w:r>
-        <w:t xml:space="preserve">,</w:t>
-      </w:r>
-      <w:r>
-        <w:t xml:space="preserve"> </w:t>
-      </w:r>
-      <w:hyperlink w:anchor="Manifestation">
-        <w:r>
-          <w:rPr>
-            <w:rStyle w:val="Hyperlink"/>
-          </w:rPr>
-          <w:t xml:space="preserve">Manifestation</w:t>
-        </w:r>
-      </w:hyperlink>
-    </w:p>
-    <w:bookmarkEnd w:id="73"/>
-    <w:p>
-      <w:r>
-        <w:br w:type="page"/>
-      </w:r>
-    </w:p>
-    <w:p>
-      <w:pPr>
-        <w:pStyle w:val="Textkrper"/>
-      </w:pPr>
-      <w:r>
-        <w:t xml:space="preserve">list of topics/categories for affairs that can be mapped to any organization’s list</w:t>
-      </w:r>
-      <w:r>
-        <w:t xml:space="preserve"> </w:t>
-      </w:r>
-      <w:r>
-        <w:t xml:space="preserve">see: https://github.com/swiss/political-affairs-ech-group/blob/main/ech-0297_consultations/misc/2026-06-19-session.md</w:t>
-      </w:r>
-    </w:p>
-    <w:p>
-      <w:pPr>
-        <w:pStyle w:val="Textkrper"/>
-      </w:pPr>
-      <w:r>
-        <w:t xml:space="preserve">for next version</w:t>
-      </w:r>
-    </w:p>
-    <w:bookmarkEnd w:id="74"/>
-    <w:bookmarkEnd w:id="75"/>
-    <w:bookmarkEnd w:id="76"/>
     <w:sectPr>
       <w:headerReference ns1:id="rId9" w:type="even"/>
       <w:headerReference ns1:id="rId10" w:type="default"/>

--- a/ech-0292_meta/output/ech-0292_meta_de.docx
+++ b/ech-0292_meta/output/ech-0292_meta_de.docx
@@ -500,7 +500,7 @@
       </w:r>
     </w:p>
     <w:bookmarkEnd w:id="22"/>
-    <w:bookmarkStart w:id="29" w:name="design-principles"/>
+    <w:bookmarkStart w:id="30" w:name="design-principles"/>
     <w:p>
       <w:pPr>
         <w:pStyle w:val="berschrift1"/>
@@ -634,13 +634,13 @@
       </w:r>
     </w:p>
     <w:bookmarkEnd w:id="26"/>
-    <w:bookmarkStart w:id="28" w:name="local-references"/>
+    <w:bookmarkStart w:id="27" w:name="common-data-elements"/>
     <w:p>
       <w:pPr>
         <w:pStyle w:val="berschrift2"/>
       </w:pPr>
       <w:r>
-        <w:t xml:space="preserve">Local References</w:t>
+        <w:t xml:space="preserve">Common Data Elements</w:t>
       </w:r>
     </w:p>
     <w:p>
@@ -648,64 +648,7 @@
         <w:pStyle w:val="FirstParagraph"/>
       </w:pPr>
       <w:r>
-        <w:t xml:space="preserve">Some entities are referenced</w:t>
-      </w:r>
-      <w:r>
-        <w:t xml:space="preserve"> </w:t>
-      </w:r>
-      <w:r>
-        <w:t xml:space="preserve">“locally”</w:t>
-      </w:r>
-      <w:r>
-        <w:t xml:space="preserve"> </w:t>
-      </w:r>
-      <w:r>
-        <w:t xml:space="preserve">in addition to linking to the full entity. This is done to have useful local data without too much query complexity. This will also generate some form of versioning implicitly, as the local reference will not change when the full entity changes.</w:t>
-      </w:r>
-    </w:p>
-    <w:p>
-      <w:pPr>
-        <w:pStyle w:val="Textkrper"/>
-      </w:pPr>
-      <w:r>
-        <w:t xml:space="preserve">An example of this would be that a motion links to the person who submitted it. In addition to the link to the full person entity, the information of e.g. the political party at the time of the submission or the role of the person is stored</w:t>
-      </w:r>
-      <w:r>
-        <w:t xml:space="preserve"> </w:t>
-      </w:r>
-      <w:r>
-        <w:t xml:space="preserve">“locally”</w:t>
-      </w:r>
-      <w:r>
-        <w:t xml:space="preserve"> </w:t>
-      </w:r>
-      <w:r>
-        <w:t xml:space="preserve">in the motion entity. This way, even if the person changes party and/or role later on, the motion still contains the correct information at the time of submission.</w:t>
-      </w:r>
-    </w:p>
-    <w:bookmarkStart w:id="27" w:name="example-of-local-reference"/>
-    <w:p>
-      <w:pPr>
-        <w:pStyle w:val="berschrift3"/>
-      </w:pPr>
-      <w:r>
-        <w:t xml:space="preserve">Example of Local Reference</w:t>
-      </w:r>
-    </w:p>
-    <w:p>
-      <w:pPr>
-        <w:pStyle w:val="FirstParagraph"/>
-      </w:pPr>
-      <w:r>
-        <w:t xml:space="preserve">The following example shows a motion with a local reference to the submitter (person) and the actual person entity. The motion contains the correct information about the submitter at the time of submission, even if the person changes party and/or role later on.</w:t>
-      </w:r>
-    </w:p>
-    <w:p>
-      <w:pPr>
-        <w:pStyle w:val="Textkrper"/>
-      </w:pPr>
-      <w:r>
-        <w:t xml:space="preserve">This is a</w:t>
+        <w:t xml:space="preserve">Elements that are needed in multiple standards of the eCH Specialist Group Political Affairs are defined once in a common schema and imported into the individual standards. This avoids duplication and ensures consistency across the different standards. These elements are called</w:t>
       </w:r>
       <w:r>
         <w:t xml:space="preserve"> </w:t>
@@ -715,6 +658,110 @@
           <w:b/>
           <w:bCs/>
         </w:rPr>
+        <w:t xml:space="preserve">Common Data Elements</w:t>
+      </w:r>
+      <w:r>
+        <w:t xml:space="preserve"> </w:t>
+      </w:r>
+      <w:r>
+        <w:t xml:space="preserve">(CDEs) and are defined in the subgroup</w:t>
+      </w:r>
+      <w:r>
+        <w:t xml:space="preserve"> </w:t>
+      </w:r>
+      <w:r>
+        <w:rPr>
+          <w:b/>
+          <w:bCs/>
+        </w:rPr>
+        <w:t xml:space="preserve">eCH-0292: Metaprozesse zu politischen Geschäften</w:t>
+      </w:r>
+      <w:r>
+        <w:t xml:space="preserve">. The CDEs are not part of the eCH-0292 standard itself, but are documented there.</w:t>
+      </w:r>
+    </w:p>
+    <w:bookmarkEnd w:id="27"/>
+    <w:bookmarkStart w:id="29" w:name="local-references"/>
+    <w:p>
+      <w:pPr>
+        <w:pStyle w:val="berschrift2"/>
+      </w:pPr>
+      <w:r>
+        <w:t xml:space="preserve">Local References</w:t>
+      </w:r>
+    </w:p>
+    <w:p>
+      <w:pPr>
+        <w:pStyle w:val="FirstParagraph"/>
+      </w:pPr>
+      <w:r>
+        <w:t xml:space="preserve">Some entities are referenced</w:t>
+      </w:r>
+      <w:r>
+        <w:t xml:space="preserve"> </w:t>
+      </w:r>
+      <w:r>
+        <w:t xml:space="preserve">“locally”</w:t>
+      </w:r>
+      <w:r>
+        <w:t xml:space="preserve"> </w:t>
+      </w:r>
+      <w:r>
+        <w:t xml:space="preserve">in addition to linking to the full entity. This is done to have useful local data without too much query complexity. This will also generate some form of versioning implicitly, as the local reference will not change when the full entity changes.</w:t>
+      </w:r>
+    </w:p>
+    <w:p>
+      <w:pPr>
+        <w:pStyle w:val="Textkrper"/>
+      </w:pPr>
+      <w:r>
+        <w:t xml:space="preserve">An example of this would be that a motion links to the person who submitted it. In addition to the link to the full person entity, the information of e.g. the political party at the time of the submission or the role of the person is stored</w:t>
+      </w:r>
+      <w:r>
+        <w:t xml:space="preserve"> </w:t>
+      </w:r>
+      <w:r>
+        <w:t xml:space="preserve">“locally”</w:t>
+      </w:r>
+      <w:r>
+        <w:t xml:space="preserve"> </w:t>
+      </w:r>
+      <w:r>
+        <w:t xml:space="preserve">in the motion entity. This way, even if the person changes party and/or role later on, the motion still contains the correct information at the time of submission.</w:t>
+      </w:r>
+    </w:p>
+    <w:bookmarkStart w:id="28" w:name="example-of-local-reference"/>
+    <w:p>
+      <w:pPr>
+        <w:pStyle w:val="berschrift3"/>
+      </w:pPr>
+      <w:r>
+        <w:t xml:space="preserve">Example of Local Reference</w:t>
+      </w:r>
+    </w:p>
+    <w:p>
+      <w:pPr>
+        <w:pStyle w:val="FirstParagraph"/>
+      </w:pPr>
+      <w:r>
+        <w:t xml:space="preserve">The following example shows a motion with a local reference to the submitter (person) and the actual person entity. The motion contains the correct information about the submitter at the time of submission, even if the person changes party and/or role later on.</w:t>
+      </w:r>
+    </w:p>
+    <w:p>
+      <w:pPr>
+        <w:pStyle w:val="Textkrper"/>
+      </w:pPr>
+      <w:r>
+        <w:t xml:space="preserve">This is a</w:t>
+      </w:r>
+      <w:r>
+        <w:t xml:space="preserve"> </w:t>
+      </w:r>
+      <w:r>
+        <w:rPr>
+          <w:b/>
+          <w:bCs/>
+        </w:rPr>
         <w:t xml:space="preserve">simplified example</w:t>
       </w:r>
       <w:r>
@@ -1456,10 +1503,10 @@
         <w:br w:type="page"/>
       </w:r>
     </w:p>
-    <w:bookmarkEnd w:id="27"/>
     <w:bookmarkEnd w:id="28"/>
     <w:bookmarkEnd w:id="29"/>
-    <w:bookmarkStart w:id="30" w:name="data-publishing"/>
+    <w:bookmarkEnd w:id="30"/>
+    <w:bookmarkStart w:id="31" w:name="data-publishing"/>
     <w:p>
       <w:pPr>
         <w:pStyle w:val="berschrift1"/>
@@ -1687,8 +1734,8 @@
         <w:br w:type="page"/>
       </w:r>
     </w:p>
-    <w:bookmarkEnd w:id="30"/>
-    <w:bookmarkStart w:id="33" w:name="richtext-definition"/>
+    <w:bookmarkEnd w:id="31"/>
+    <w:bookmarkStart w:id="34" w:name="richtext-definition"/>
     <w:p>
       <w:pPr>
         <w:pStyle w:val="berschrift1"/>
@@ -1725,7 +1772,7 @@
         <w:t xml:space="preserve">Feldern erlaubt sind.</w:t>
       </w:r>
     </w:p>
-    <w:bookmarkStart w:id="31" w:name="erlaubte-codepages"/>
+    <w:bookmarkStart w:id="32" w:name="erlaubte-codepages"/>
     <w:p>
       <w:pPr>
         <w:pStyle w:val="berschrift2"/>
@@ -1742,8 +1789,8 @@
         <w:t xml:space="preserve">Im Grundsatz wird in allen Standards dieser eCH Gruppe nur Unicode erlaubt.</w:t>
       </w:r>
     </w:p>
-    <w:bookmarkEnd w:id="31"/>
-    <w:bookmarkStart w:id="32" w:name="auflistung-der-erlaubten-und-nicht-erlau"/>
+    <w:bookmarkEnd w:id="32"/>
+    <w:bookmarkStart w:id="33" w:name="auflistung-der-erlaubten-und-nicht-erlau"/>
     <w:p>
       <w:pPr>
         <w:pStyle w:val="berschrift2"/>
@@ -2792,9 +2839,9 @@
         <w:br w:type="page"/>
       </w:r>
     </w:p>
-    <w:bookmarkEnd w:id="32"/>
     <w:bookmarkEnd w:id="33"/>
-    <w:bookmarkStart w:id="34" w:name="documents-as-a-last-resort-fallback"/>
+    <w:bookmarkEnd w:id="34"/>
+    <w:bookmarkStart w:id="35" w:name="documents-as-a-last-resort-fallback"/>
     <w:p>
       <w:pPr>
         <w:pStyle w:val="berschrift1"/>
@@ -2827,8 +2874,8 @@
         <w:t xml:space="preserve">This fallback supports the gradual transition from legacy documents to a fully data-modelled approach.</w:t>
       </w:r>
     </w:p>
-    <w:bookmarkEnd w:id="34"/>
-    <w:bookmarkStart w:id="68" w:name="modelling-of-the-document-structure-frbr"/>
+    <w:bookmarkEnd w:id="35"/>
+    <w:bookmarkStart w:id="69" w:name="modelling-of-the-document-structure-frbr"/>
     <w:p>
       <w:pPr>
         <w:pStyle w:val="berschrift1"/>
@@ -2861,7 +2908,7 @@
         <w:t xml:space="preserve">The model distinguishes between a Work, an Expression, and a Manifestation. The following definitions and examples are based on Wikipedia:</w:t>
       </w:r>
     </w:p>
-    <w:bookmarkStart w:id="57" w:name="work"/>
+    <w:bookmarkStart w:id="58" w:name="work"/>
     <w:p>
       <w:pPr>
         <w:pStyle w:val="berschrift2"/>
@@ -2914,7 +2961,7 @@
         <w:t xml:space="preserve">Attached to the Work is one or multiple expressions as described below.</w:t>
       </w:r>
     </w:p>
-    <w:bookmarkStart w:id="38" w:name="klasse-work"/>
+    <w:bookmarkStart w:id="39" w:name="klasse-work"/>
     <w:p>
       <w:pPr>
         <w:pStyle w:val="berschrift3"/>
@@ -2925,8 +2972,8 @@
       <w:r>
         <w:t xml:space="preserve"> </w:t>
       </w:r>
-      <w:bookmarkStart w:id="35" w:name="Work"/>
-      <w:bookmarkEnd w:id="35"/>
+      <w:bookmarkStart w:id="36" w:name="Work"/>
+      <w:bookmarkEnd w:id="36"/>
     </w:p>
     <w:p>
       <w:pPr>
@@ -2940,7 +2987,7 @@
         <w:t xml:space="preserve">FRBR Work: das abstrakte Dokument als solches, unabhängig von einer konkreten Sprachfassung oder einem Dateiformat.</w:t>
       </w:r>
     </w:p>
-    <w:bookmarkStart w:id="36" w:name="attribute"/>
+    <w:bookmarkStart w:id="37" w:name="attribute"/>
     <w:p>
       <w:pPr>
         <w:pStyle w:val="berschrift4"/>
@@ -3278,8 +3325,8 @@
         </w:tc>
       </w:tr>
     </w:tbl>
-    <w:bookmarkEnd w:id="36"/>
-    <w:bookmarkStart w:id="37" w:name="verwendungen"/>
+    <w:bookmarkEnd w:id="37"/>
+    <w:bookmarkStart w:id="38" w:name="verwendungen"/>
     <w:p>
       <w:pPr>
         <w:pStyle w:val="berschrift4"/>
@@ -3409,9 +3456,9 @@
         </w:tc>
       </w:tr>
     </w:tbl>
-    <w:bookmarkEnd w:id="37"/>
     <w:bookmarkEnd w:id="38"/>
-    <w:bookmarkStart w:id="39" w:name="dokumentenkategorien-document_category"/>
+    <w:bookmarkEnd w:id="39"/>
+    <w:bookmarkStart w:id="40" w:name="dokumentenkategorien-document_category"/>
     <w:p>
       <w:pPr>
         <w:pStyle w:val="berschrift3"/>
@@ -3420,8 +3467,8 @@
         <w:t xml:space="preserve">Dokumentenkategorien (document_category)</w:t>
       </w:r>
     </w:p>
-    <w:bookmarkEnd w:id="39"/>
-    <w:bookmarkStart w:id="56" w:name="enum-documentcategoryenum"/>
+    <w:bookmarkEnd w:id="40"/>
+    <w:bookmarkStart w:id="57" w:name="enum-documentcategoryenum"/>
     <w:p>
       <w:pPr>
         <w:pStyle w:val="berschrift3"/>
@@ -3432,8 +3479,8 @@
       <w:r>
         <w:t xml:space="preserve"> </w:t>
       </w:r>
-      <w:bookmarkStart w:id="40" w:name="DocumentCategoryEnum"/>
-      <w:bookmarkEnd w:id="40"/>
+      <w:bookmarkStart w:id="41" w:name="DocumentCategoryEnum"/>
+      <w:bookmarkEnd w:id="41"/>
     </w:p>
     <w:p>
       <w:pPr>
@@ -3508,7 +3555,7 @@
       <w:r>
         <w:t xml:space="preserve"> </w:t>
       </w:r>
-      <w:hyperlink ns1:id="rId41">
+      <w:hyperlink ns1:id="rId42">
         <w:r>
           <w:rPr>
             <w:rStyle w:val="Hyperlink"/>
@@ -3517,7 +3564,7 @@
         </w:r>
       </w:hyperlink>
     </w:p>
-    <w:bookmarkStart w:id="55" w:name="zulässige-werte"/>
+    <w:bookmarkStart w:id="56" w:name="zulässige-werte"/>
     <w:p>
       <w:pPr>
         <w:pStyle w:val="berschrift4"/>
@@ -3588,7 +3635,7 @@
             <w:r>
               <w:t xml:space="preserve">meeting_planning (</w:t>
             </w:r>
-            <w:hyperlink ns1:id="rId42">
+            <w:hyperlink ns1:id="rId43">
               <w:r>
                 <w:rPr>
                   <w:rStyle w:val="Hyperlink"/>
@@ -3638,7 +3685,7 @@
             <w:r>
               <w:t xml:space="preserve">meeting_documents (</w:t>
             </w:r>
-            <w:hyperlink ns1:id="rId43">
+            <w:hyperlink ns1:id="rId44">
               <w:r>
                 <w:rPr>
                   <w:rStyle w:val="Hyperlink"/>
@@ -3686,7 +3733,7 @@
             <w:r>
               <w:t xml:space="preserve">protocol (</w:t>
             </w:r>
-            <w:hyperlink ns1:id="rId44">
+            <w:hyperlink ns1:id="rId45">
               <w:r>
                 <w:rPr>
                   <w:rStyle w:val="Hyperlink"/>
@@ -3736,7 +3783,7 @@
             <w:r>
               <w:t xml:space="preserve">voting_result (</w:t>
             </w:r>
-            <w:hyperlink ns1:id="rId45">
+            <w:hyperlink ns1:id="rId46">
               <w:r>
                 <w:rPr>
                   <w:rStyle w:val="Hyperlink"/>
@@ -3784,7 +3831,7 @@
             <w:r>
               <w:t xml:space="preserve">legislative_documents (</w:t>
             </w:r>
-            <w:hyperlink ns1:id="rId46">
+            <w:hyperlink ns1:id="rId47">
               <w:r>
                 <w:rPr>
                   <w:rStyle w:val="Hyperlink"/>
@@ -3834,7 +3881,7 @@
             <w:r>
               <w:t xml:space="preserve">consultation_documents (</w:t>
             </w:r>
-            <w:hyperlink ns1:id="rId47">
+            <w:hyperlink ns1:id="rId48">
               <w:r>
                 <w:rPr>
                   <w:rStyle w:val="Hyperlink"/>
@@ -3882,7 +3929,7 @@
             <w:r>
               <w:t xml:space="preserve">consultation_results (</w:t>
             </w:r>
-            <w:hyperlink ns1:id="rId48">
+            <w:hyperlink ns1:id="rId49">
               <w:r>
                 <w:rPr>
                   <w:rStyle w:val="Hyperlink"/>
@@ -3932,7 +3979,7 @@
             <w:r>
               <w:t xml:space="preserve">media_release (</w:t>
             </w:r>
-            <w:hyperlink ns1:id="rId49">
+            <w:hyperlink ns1:id="rId50">
               <w:r>
                 <w:rPr>
                   <w:rStyle w:val="Hyperlink"/>
@@ -3980,7 +4027,7 @@
             <w:r>
               <w:t xml:space="preserve">group_documents (</w:t>
             </w:r>
-            <w:hyperlink ns1:id="rId50">
+            <w:hyperlink ns1:id="rId51">
               <w:r>
                 <w:rPr>
                   <w:rStyle w:val="Hyperlink"/>
@@ -4030,7 +4077,7 @@
             <w:r>
               <w:t xml:space="preserve">member_directory (</w:t>
             </w:r>
-            <w:hyperlink ns1:id="rId51">
+            <w:hyperlink ns1:id="rId52">
               <w:r>
                 <w:rPr>
                   <w:rStyle w:val="Hyperlink"/>
@@ -4078,7 +4125,7 @@
             <w:r>
               <w:t xml:space="preserve">person_documents (</w:t>
             </w:r>
-            <w:hyperlink ns1:id="rId52">
+            <w:hyperlink ns1:id="rId53">
               <w:r>
                 <w:rPr>
                   <w:rStyle w:val="Hyperlink"/>
@@ -4128,7 +4175,7 @@
             <w:r>
               <w:t xml:space="preserve">interest_disclosure (</w:t>
             </w:r>
-            <w:hyperlink ns1:id="rId53">
+            <w:hyperlink ns1:id="rId54">
               <w:r>
                 <w:rPr>
                   <w:rStyle w:val="Hyperlink"/>
@@ -4176,7 +4223,7 @@
             <w:r>
               <w:t xml:space="preserve">other (</w:t>
             </w:r>
-            <w:hyperlink ns1:id="rId54">
+            <w:hyperlink ns1:id="rId55">
               <w:r>
                 <w:rPr>
                   <w:rStyle w:val="Hyperlink"/>
@@ -4232,10 +4279,10 @@
         </w:tc>
       </w:tr>
     </w:tbl>
-    <w:bookmarkEnd w:id="55"/>
     <w:bookmarkEnd w:id="56"/>
     <w:bookmarkEnd w:id="57"/>
-    <w:bookmarkStart w:id="62" w:name="expression"/>
+    <w:bookmarkEnd w:id="58"/>
+    <w:bookmarkStart w:id="63" w:name="expression"/>
     <w:p>
       <w:pPr>
         <w:pStyle w:val="berschrift2"/>
@@ -4289,7 +4336,7 @@
         <w:t xml:space="preserve">Attached to the Expression is one or multiple Manifestation as decribed below.</w:t>
       </w:r>
     </w:p>
-    <w:bookmarkStart w:id="61" w:name="klasse-expression"/>
+    <w:bookmarkStart w:id="62" w:name="klasse-expression"/>
     <w:p>
       <w:pPr>
         <w:pStyle w:val="berschrift3"/>
@@ -4300,8 +4347,8 @@
       <w:r>
         <w:t xml:space="preserve"> </w:t>
       </w:r>
-      <w:bookmarkStart w:id="58" w:name="Expression"/>
-      <w:bookmarkEnd w:id="58"/>
+      <w:bookmarkStart w:id="59" w:name="Expression"/>
+      <w:bookmarkEnd w:id="59"/>
     </w:p>
     <w:p>
       <w:pPr>
@@ -4315,7 +4362,7 @@
         <w:t xml:space="preserve">FRBR Expression: eine konkrete Sprachfassung eines Works.</w:t>
       </w:r>
     </w:p>
-    <w:bookmarkStart w:id="59" w:name="attribute-1"/>
+    <w:bookmarkStart w:id="60" w:name="attribute-1"/>
     <w:p>
       <w:pPr>
         <w:pStyle w:val="berschrift4"/>
@@ -4942,8 +4989,8 @@
         </w:tc>
       </w:tr>
     </w:tbl>
-    <w:bookmarkEnd w:id="59"/>
-    <w:bookmarkStart w:id="60" w:name="verwendungen-1"/>
+    <w:bookmarkEnd w:id="60"/>
+    <w:bookmarkStart w:id="61" w:name="verwendungen-1"/>
     <w:p>
       <w:pPr>
         <w:pStyle w:val="berschrift4"/>
@@ -5078,10 +5125,10 @@
         </w:tc>
       </w:tr>
     </w:tbl>
-    <w:bookmarkEnd w:id="60"/>
     <w:bookmarkEnd w:id="61"/>
     <w:bookmarkEnd w:id="62"/>
-    <w:bookmarkStart w:id="67" w:name="manifestation"/>
+    <w:bookmarkEnd w:id="63"/>
+    <w:bookmarkStart w:id="68" w:name="manifestation"/>
     <w:p>
       <w:pPr>
         <w:pStyle w:val="berschrift2"/>
@@ -5150,7 +5197,7 @@
         <w:t xml:space="preserve">.</w:t>
       </w:r>
     </w:p>
-    <w:bookmarkStart w:id="66" w:name="klasse-manifestation"/>
+    <w:bookmarkStart w:id="67" w:name="klasse-manifestation"/>
     <w:p>
       <w:pPr>
         <w:pStyle w:val="berschrift3"/>
@@ -5161,8 +5208,8 @@
       <w:r>
         <w:t xml:space="preserve"> </w:t>
       </w:r>
-      <w:bookmarkStart w:id="63" w:name="Manifestation"/>
-      <w:bookmarkEnd w:id="63"/>
+      <w:bookmarkStart w:id="64" w:name="Manifestation"/>
+      <w:bookmarkEnd w:id="64"/>
     </w:p>
     <w:p>
       <w:pPr>
@@ -5176,7 +5223,7 @@
         <w:t xml:space="preserve">FRBR Manifestation: eine konkrete Dateiform einer Expression, über eine URL adressierbar.</w:t>
       </w:r>
     </w:p>
-    <w:bookmarkStart w:id="64" w:name="attribute-2"/>
+    <w:bookmarkStart w:id="65" w:name="attribute-2"/>
     <w:p>
       <w:pPr>
         <w:pStyle w:val="berschrift4"/>
@@ -5704,8 +5751,8 @@
         </w:tc>
       </w:tr>
     </w:tbl>
-    <w:bookmarkEnd w:id="64"/>
-    <w:bookmarkStart w:id="65" w:name="verwendungen-2"/>
+    <w:bookmarkEnd w:id="65"/>
+    <w:bookmarkStart w:id="66" w:name="verwendungen-2"/>
     <w:p>
       <w:pPr>
         <w:pStyle w:val="berschrift4"/>
@@ -5841,10 +5888,10 @@
         </w:tc>
       </w:tr>
     </w:tbl>
-    <w:bookmarkEnd w:id="65"/>
     <w:bookmarkEnd w:id="66"/>
     <w:bookmarkEnd w:id="67"/>
     <w:bookmarkEnd w:id="68"/>
+    <w:bookmarkEnd w:id="69"/>
     <w:sectPr>
       <w:headerReference ns1:id="rId9" w:type="even"/>
       <w:headerReference ns1:id="rId10" w:type="default"/>
